--- a/manuscript/submission_ready/03_Supporting_Information_Monreal_Hernandez_et_al.docx
+++ b/manuscript/submission_ready/03_Supporting_Information_Monreal_Hernandez_et_al.docx
@@ -163,7 +163,7 @@
                 <w:color w:val="FFFFFF"/>
                 <w:sz w:val="15"/>
               </w:rPr>
-              <w:t>Vina 4UND (kcal/mol, exploratory)</w:t>
+              <w:t>PARP1 4UND Vina (kcal/mol, exploratory)</w:t>
             </w:r>
           </w:p>
         </w:tc>
@@ -265,7 +265,7 @@
               <w:rPr>
                 <w:sz w:val="14"/>
               </w:rPr>
-              <w:t>-11.18</w:t>
+              <w:t>-8.76</w:t>
             </w:r>
           </w:p>
         </w:tc>
@@ -358,7 +358,7 @@
               <w:rPr>
                 <w:sz w:val="14"/>
               </w:rPr>
-              <w:t>-11.06</w:t>
+              <w:t>-7.89</w:t>
             </w:r>
           </w:p>
         </w:tc>
@@ -451,7 +451,7 @@
               <w:rPr>
                 <w:sz w:val="14"/>
               </w:rPr>
-              <w:t>-8.48</w:t>
+              <w:t>-6.16</w:t>
             </w:r>
           </w:p>
         </w:tc>
@@ -544,7 +544,7 @@
               <w:rPr>
                 <w:sz w:val="14"/>
               </w:rPr>
-              <w:t>-11.35</w:t>
+              <w:t>-7.66</w:t>
             </w:r>
           </w:p>
         </w:tc>
@@ -637,7 +637,7 @@
               <w:rPr>
                 <w:sz w:val="14"/>
               </w:rPr>
-              <w:t>-8.55</w:t>
+              <w:t>-6.34</w:t>
             </w:r>
           </w:p>
         </w:tc>
@@ -730,7 +730,7 @@
               <w:rPr>
                 <w:sz w:val="14"/>
               </w:rPr>
-              <w:t>-11.26</w:t>
+              <w:t>-7.75</w:t>
             </w:r>
           </w:p>
         </w:tc>
@@ -1102,7 +1102,7 @@
               <w:rPr>
                 <w:sz w:val="14"/>
               </w:rPr>
-              <w:t>-7.59</w:t>
+              <w:t>nan</w:t>
             </w:r>
           </w:p>
         </w:tc>
@@ -1195,7 +1195,7 @@
               <w:rPr>
                 <w:sz w:val="14"/>
               </w:rPr>
-              <w:t>-9.14</w:t>
+              <w:t>nan</w:t>
             </w:r>
           </w:p>
         </w:tc>
@@ -1288,7 +1288,7 @@
               <w:rPr>
                 <w:sz w:val="14"/>
               </w:rPr>
-              <w:t>-9.37</w:t>
+              <w:t>nan</w:t>
             </w:r>
           </w:p>
         </w:tc>
@@ -1381,7 +1381,7 @@
               <w:rPr>
                 <w:sz w:val="14"/>
               </w:rPr>
-              <w:t>-8.07</w:t>
+              <w:t>-7.73</w:t>
             </w:r>
           </w:p>
         </w:tc>
@@ -1474,7 +1474,7 @@
               <w:rPr>
                 <w:sz w:val="14"/>
               </w:rPr>
-              <w:t>-10.75</w:t>
+              <w:t>-7.34</w:t>
             </w:r>
           </w:p>
         </w:tc>
@@ -1567,7 +1567,7 @@
               <w:rPr>
                 <w:sz w:val="14"/>
               </w:rPr>
-              <w:t>-9.02</w:t>
+              <w:t>-7.12</w:t>
             </w:r>
           </w:p>
         </w:tc>
@@ -1660,7 +1660,7 @@
               <w:rPr>
                 <w:sz w:val="14"/>
               </w:rPr>
-              <w:t>-9.96</w:t>
+              <w:t>-7.79</w:t>
             </w:r>
           </w:p>
         </w:tc>
@@ -1753,7 +1753,7 @@
               <w:rPr>
                 <w:sz w:val="14"/>
               </w:rPr>
-              <w:t>-8.19</w:t>
+              <w:t>-7.56</w:t>
             </w:r>
           </w:p>
         </w:tc>
@@ -1846,7 +1846,7 @@
               <w:rPr>
                 <w:sz w:val="14"/>
               </w:rPr>
-              <w:t>-10.66</w:t>
+              <w:t>-8.40</w:t>
             </w:r>
           </w:p>
         </w:tc>
@@ -1939,7 +1939,7 @@
               <w:rPr>
                 <w:sz w:val="14"/>
               </w:rPr>
-              <w:t>-10.77</w:t>
+              <w:t>-7.84</w:t>
             </w:r>
           </w:p>
         </w:tc>
@@ -2032,7 +2032,7 @@
               <w:rPr>
                 <w:sz w:val="14"/>
               </w:rPr>
-              <w:t>-8.73</w:t>
+              <w:t>-8.01</w:t>
             </w:r>
           </w:p>
         </w:tc>
@@ -2125,7 +2125,7 @@
               <w:rPr>
                 <w:sz w:val="14"/>
               </w:rPr>
-              <w:t>-9.79</w:t>
+              <w:t>-9.06</w:t>
             </w:r>
           </w:p>
         </w:tc>
@@ -2218,7 +2218,7 @@
               <w:rPr>
                 <w:sz w:val="14"/>
               </w:rPr>
-              <w:t>-9.69</w:t>
+              <w:t>-8.17</w:t>
             </w:r>
           </w:p>
         </w:tc>
@@ -2311,7 +2311,7 @@
               <w:rPr>
                 <w:sz w:val="14"/>
               </w:rPr>
-              <w:t>-8.96</w:t>
+              <w:t>-7.71</w:t>
             </w:r>
           </w:p>
         </w:tc>
@@ -2404,7 +2404,7 @@
               <w:rPr>
                 <w:sz w:val="14"/>
               </w:rPr>
-              <w:t>-9.18</w:t>
+              <w:t>nan</w:t>
             </w:r>
           </w:p>
         </w:tc>
@@ -2497,7 +2497,7 @@
               <w:rPr>
                 <w:sz w:val="14"/>
               </w:rPr>
-              <w:t>-9.45</w:t>
+              <w:t>nan</w:t>
             </w:r>
           </w:p>
         </w:tc>
@@ -2590,7 +2590,7 @@
               <w:rPr>
                 <w:sz w:val="14"/>
               </w:rPr>
-              <w:t>-10.72</w:t>
+              <w:t>nan</w:t>
             </w:r>
           </w:p>
         </w:tc>
@@ -2683,7 +2683,7 @@
               <w:rPr>
                 <w:sz w:val="14"/>
               </w:rPr>
-              <w:t>-9.72</w:t>
+              <w:t>nan</w:t>
             </w:r>
           </w:p>
         </w:tc>
@@ -2776,7 +2776,7 @@
               <w:rPr>
                 <w:sz w:val="14"/>
               </w:rPr>
-              <w:t>-8.19</w:t>
+              <w:t>nan</w:t>
             </w:r>
           </w:p>
         </w:tc>
@@ -2869,7 +2869,7 @@
               <w:rPr>
                 <w:sz w:val="14"/>
               </w:rPr>
-              <w:t>-5.78</w:t>
+              <w:t>nan</w:t>
             </w:r>
           </w:p>
         </w:tc>
@@ -2962,7 +2962,7 @@
               <w:rPr>
                 <w:sz w:val="14"/>
               </w:rPr>
-              <w:t>-8.85</w:t>
+              <w:t>-6.34</w:t>
             </w:r>
           </w:p>
         </w:tc>
@@ -3055,7 +3055,7 @@
               <w:rPr>
                 <w:sz w:val="14"/>
               </w:rPr>
-              <w:t>-6.80</w:t>
+              <w:t>-8.83</w:t>
             </w:r>
           </w:p>
         </w:tc>
@@ -3148,7 +3148,7 @@
               <w:rPr>
                 <w:sz w:val="14"/>
               </w:rPr>
-              <w:t>-8.97</w:t>
+              <w:t>-6.78</w:t>
             </w:r>
           </w:p>
         </w:tc>
@@ -3241,7 +3241,7 @@
               <w:rPr>
                 <w:sz w:val="14"/>
               </w:rPr>
-              <w:t>-10.31</w:t>
+              <w:t>nan</w:t>
             </w:r>
           </w:p>
         </w:tc>

--- a/manuscript/submission_ready/03_Supporting_Information_Monreal_Hernandez_et_al.docx
+++ b/manuscript/submission_ready/03_Supporting_Information_Monreal_Hernandez_et_al.docx
@@ -94,18 +94,19 @@
         <w:tblLook w:firstColumn="1" w:firstRow="1" w:lastColumn="0" w:lastRow="0" w:noHBand="0" w:noVBand="1" w:val="04A0"/>
       </w:tblPr>
       <w:tblGrid>
-        <w:gridCol w:w="1419"/>
-        <w:gridCol w:w="1419"/>
-        <w:gridCol w:w="1419"/>
-        <w:gridCol w:w="1419"/>
-        <w:gridCol w:w="1419"/>
-        <w:gridCol w:w="1419"/>
-        <w:gridCol w:w="1419"/>
+        <w:gridCol w:w="1242"/>
+        <w:gridCol w:w="1242"/>
+        <w:gridCol w:w="1242"/>
+        <w:gridCol w:w="1242"/>
+        <w:gridCol w:w="1242"/>
+        <w:gridCol w:w="1242"/>
+        <w:gridCol w:w="1242"/>
+        <w:gridCol w:w="1242"/>
       </w:tblGrid>
       <w:tr>
         <w:tc>
           <w:tcPr>
-            <w:tcW w:type="dxa" w:w="1419"/>
+            <w:tcW w:type="dxa" w:w="1242"/>
             <w:shd w:fill="004D40"/>
           </w:tcPr>
           <w:p>
@@ -121,7 +122,7 @@
         </w:tc>
         <w:tc>
           <w:tcPr>
-            <w:tcW w:type="dxa" w:w="1419"/>
+            <w:tcW w:type="dxa" w:w="1242"/>
             <w:shd w:fill="004D40"/>
           </w:tcPr>
           <w:p>
@@ -137,7 +138,7 @@
         </w:tc>
         <w:tc>
           <w:tcPr>
-            <w:tcW w:type="dxa" w:w="1419"/>
+            <w:tcW w:type="dxa" w:w="1242"/>
             <w:shd w:fill="004D40"/>
           </w:tcPr>
           <w:p>
@@ -153,7 +154,7 @@
         </w:tc>
         <w:tc>
           <w:tcPr>
-            <w:tcW w:type="dxa" w:w="1419"/>
+            <w:tcW w:type="dxa" w:w="1242"/>
             <w:shd w:fill="004D40"/>
           </w:tcPr>
           <w:p>
@@ -169,7 +170,7 @@
         </w:tc>
         <w:tc>
           <w:tcPr>
-            <w:tcW w:type="dxa" w:w="1419"/>
+            <w:tcW w:type="dxa" w:w="1242"/>
             <w:shd w:fill="004D40"/>
           </w:tcPr>
           <w:p>
@@ -185,7 +186,7 @@
         </w:tc>
         <w:tc>
           <w:tcPr>
-            <w:tcW w:type="dxa" w:w="1419"/>
+            <w:tcW w:type="dxa" w:w="1242"/>
             <w:shd w:fill="004D40"/>
           </w:tcPr>
           <w:p>
@@ -201,7 +202,7 @@
         </w:tc>
         <w:tc>
           <w:tcPr>
-            <w:tcW w:type="dxa" w:w="1419"/>
+            <w:tcW w:type="dxa" w:w="1242"/>
             <w:shd w:fill="004D40"/>
           </w:tcPr>
           <w:p>
@@ -215,11 +216,27 @@
             </w:r>
           </w:p>
         </w:tc>
+        <w:tc>
+          <w:tcPr>
+            <w:tcW w:type="dxa" w:w="1242"/>
+            <w:shd w:fill="004D40"/>
+          </w:tcPr>
+          <w:p>
+            <w:r>
+              <w:rPr>
+                <w:b/>
+                <w:color w:val="FFFFFF"/>
+                <w:sz w:val="15"/>
+              </w:rPr>
+              <w:t>Regime</w:t>
+            </w:r>
+          </w:p>
+        </w:tc>
       </w:tr>
       <w:tr>
         <w:tc>
           <w:tcPr>
-            <w:tcW w:type="dxa" w:w="1419"/>
+            <w:tcW w:type="dxa" w:w="1242"/>
           </w:tcPr>
           <w:p>
             <w:r>
@@ -232,7 +249,7 @@
         </w:tc>
         <w:tc>
           <w:tcPr>
-            <w:tcW w:type="dxa" w:w="1419"/>
+            <w:tcW w:type="dxa" w:w="1242"/>
           </w:tcPr>
           <w:p>
             <w:r>
@@ -245,7 +262,7 @@
         </w:tc>
         <w:tc>
           <w:tcPr>
-            <w:tcW w:type="dxa" w:w="1419"/>
+            <w:tcW w:type="dxa" w:w="1242"/>
           </w:tcPr>
           <w:p>
             <w:r>
@@ -258,20 +275,20 @@
         </w:tc>
         <w:tc>
           <w:tcPr>
-            <w:tcW w:type="dxa" w:w="1419"/>
-          </w:tcPr>
-          <w:p>
-            <w:r>
-              <w:rPr>
-                <w:sz w:val="14"/>
-              </w:rPr>
-              <w:t>-8.76</w:t>
-            </w:r>
-          </w:p>
-        </w:tc>
-        <w:tc>
-          <w:tcPr>
-            <w:tcW w:type="dxa" w:w="1419"/>
+            <w:tcW w:type="dxa" w:w="1242"/>
+          </w:tcPr>
+          <w:p>
+            <w:r>
+              <w:rPr>
+                <w:sz w:val="14"/>
+              </w:rPr>
+              <w:t>-8.73</w:t>
+            </w:r>
+          </w:p>
+        </w:tc>
+        <w:tc>
+          <w:tcPr>
+            <w:tcW w:type="dxa" w:w="1242"/>
           </w:tcPr>
           <w:p>
             <w:r>
@@ -284,7 +301,7 @@
         </w:tc>
         <w:tc>
           <w:tcPr>
-            <w:tcW w:type="dxa" w:w="1419"/>
+            <w:tcW w:type="dxa" w:w="1242"/>
           </w:tcPr>
           <w:p>
             <w:r>
@@ -297,14 +314,27 @@
         </w:tc>
         <w:tc>
           <w:tcPr>
-            <w:tcW w:type="dxa" w:w="1419"/>
-          </w:tcPr>
-          <w:p>
-            <w:r>
-              <w:rPr>
-                <w:sz w:val="14"/>
-              </w:rPr>
-              <w:t>-0.38</w:t>
+            <w:tcW w:type="dxa" w:w="1242"/>
+          </w:tcPr>
+          <w:p>
+            <w:r>
+              <w:rPr>
+                <w:sz w:val="14"/>
+              </w:rPr>
+              <w:t>-17.14</w:t>
+            </w:r>
+          </w:p>
+        </w:tc>
+        <w:tc>
+          <w:tcPr>
+            <w:tcW w:type="dxa" w:w="1242"/>
+          </w:tcPr>
+          <w:p>
+            <w:r>
+              <w:rPr>
+                <w:sz w:val="14"/>
+              </w:rPr>
+              <w:t>physisorption</w:t>
             </w:r>
           </w:p>
         </w:tc>
@@ -312,7 +342,7 @@
       <w:tr>
         <w:tc>
           <w:tcPr>
-            <w:tcW w:type="dxa" w:w="1419"/>
+            <w:tcW w:type="dxa" w:w="1242"/>
           </w:tcPr>
           <w:p>
             <w:r>
@@ -325,7 +355,7 @@
         </w:tc>
         <w:tc>
           <w:tcPr>
-            <w:tcW w:type="dxa" w:w="1419"/>
+            <w:tcW w:type="dxa" w:w="1242"/>
           </w:tcPr>
           <w:p>
             <w:r>
@@ -338,7 +368,7 @@
         </w:tc>
         <w:tc>
           <w:tcPr>
-            <w:tcW w:type="dxa" w:w="1419"/>
+            <w:tcW w:type="dxa" w:w="1242"/>
           </w:tcPr>
           <w:p>
             <w:r>
@@ -351,20 +381,20 @@
         </w:tc>
         <w:tc>
           <w:tcPr>
-            <w:tcW w:type="dxa" w:w="1419"/>
-          </w:tcPr>
-          <w:p>
-            <w:r>
-              <w:rPr>
-                <w:sz w:val="14"/>
-              </w:rPr>
-              <w:t>-7.89</w:t>
-            </w:r>
-          </w:p>
-        </w:tc>
-        <w:tc>
-          <w:tcPr>
-            <w:tcW w:type="dxa" w:w="1419"/>
+            <w:tcW w:type="dxa" w:w="1242"/>
+          </w:tcPr>
+          <w:p>
+            <w:r>
+              <w:rPr>
+                <w:sz w:val="14"/>
+              </w:rPr>
+              <w:t>-7.91</w:t>
+            </w:r>
+          </w:p>
+        </w:tc>
+        <w:tc>
+          <w:tcPr>
+            <w:tcW w:type="dxa" w:w="1242"/>
           </w:tcPr>
           <w:p>
             <w:r>
@@ -377,7 +407,7 @@
         </w:tc>
         <w:tc>
           <w:tcPr>
-            <w:tcW w:type="dxa" w:w="1419"/>
+            <w:tcW w:type="dxa" w:w="1242"/>
           </w:tcPr>
           <w:p>
             <w:r>
@@ -390,14 +420,27 @@
         </w:tc>
         <w:tc>
           <w:tcPr>
-            <w:tcW w:type="dxa" w:w="1419"/>
-          </w:tcPr>
-          <w:p>
-            <w:r>
-              <w:rPr>
-                <w:sz w:val="14"/>
-              </w:rPr>
-              <w:t>-1.53</w:t>
+            <w:tcW w:type="dxa" w:w="1242"/>
+          </w:tcPr>
+          <w:p>
+            <w:r>
+              <w:rPr>
+                <w:sz w:val="14"/>
+              </w:rPr>
+              <w:t>-24.12</w:t>
+            </w:r>
+          </w:p>
+        </w:tc>
+        <w:tc>
+          <w:tcPr>
+            <w:tcW w:type="dxa" w:w="1242"/>
+          </w:tcPr>
+          <w:p>
+            <w:r>
+              <w:rPr>
+                <w:sz w:val="14"/>
+              </w:rPr>
+              <w:t>physisorption</w:t>
             </w:r>
           </w:p>
         </w:tc>
@@ -405,7 +448,7 @@
       <w:tr>
         <w:tc>
           <w:tcPr>
-            <w:tcW w:type="dxa" w:w="1419"/>
+            <w:tcW w:type="dxa" w:w="1242"/>
           </w:tcPr>
           <w:p>
             <w:r>
@@ -418,7 +461,7 @@
         </w:tc>
         <w:tc>
           <w:tcPr>
-            <w:tcW w:type="dxa" w:w="1419"/>
+            <w:tcW w:type="dxa" w:w="1242"/>
           </w:tcPr>
           <w:p>
             <w:r>
@@ -431,7 +474,7 @@
         </w:tc>
         <w:tc>
           <w:tcPr>
-            <w:tcW w:type="dxa" w:w="1419"/>
+            <w:tcW w:type="dxa" w:w="1242"/>
           </w:tcPr>
           <w:p>
             <w:r>
@@ -444,20 +487,20 @@
         </w:tc>
         <w:tc>
           <w:tcPr>
-            <w:tcW w:type="dxa" w:w="1419"/>
-          </w:tcPr>
-          <w:p>
-            <w:r>
-              <w:rPr>
-                <w:sz w:val="14"/>
-              </w:rPr>
-              <w:t>-6.16</w:t>
-            </w:r>
-          </w:p>
-        </w:tc>
-        <w:tc>
-          <w:tcPr>
-            <w:tcW w:type="dxa" w:w="1419"/>
+            <w:tcW w:type="dxa" w:w="1242"/>
+          </w:tcPr>
+          <w:p>
+            <w:r>
+              <w:rPr>
+                <w:sz w:val="14"/>
+              </w:rPr>
+              <w:t>-6.10</w:t>
+            </w:r>
+          </w:p>
+        </w:tc>
+        <w:tc>
+          <w:tcPr>
+            <w:tcW w:type="dxa" w:w="1242"/>
           </w:tcPr>
           <w:p>
             <w:r>
@@ -470,7 +513,7 @@
         </w:tc>
         <w:tc>
           <w:tcPr>
-            <w:tcW w:type="dxa" w:w="1419"/>
+            <w:tcW w:type="dxa" w:w="1242"/>
           </w:tcPr>
           <w:p>
             <w:r>
@@ -483,14 +526,27 @@
         </w:tc>
         <w:tc>
           <w:tcPr>
-            <w:tcW w:type="dxa" w:w="1419"/>
-          </w:tcPr>
-          <w:p>
-            <w:r>
-              <w:rPr>
-                <w:sz w:val="14"/>
-              </w:rPr>
-              <w:t>-1.07</w:t>
+            <w:tcW w:type="dxa" w:w="1242"/>
+          </w:tcPr>
+          <w:p>
+            <w:r>
+              <w:rPr>
+                <w:sz w:val="14"/>
+              </w:rPr>
+              <w:t>-43.40</w:t>
+            </w:r>
+          </w:p>
+        </w:tc>
+        <w:tc>
+          <w:tcPr>
+            <w:tcW w:type="dxa" w:w="1242"/>
+          </w:tcPr>
+          <w:p>
+            <w:r>
+              <w:rPr>
+                <w:sz w:val="14"/>
+              </w:rPr>
+              <w:t>chemisorption</w:t>
             </w:r>
           </w:p>
         </w:tc>
@@ -498,7 +554,7 @@
       <w:tr>
         <w:tc>
           <w:tcPr>
-            <w:tcW w:type="dxa" w:w="1419"/>
+            <w:tcW w:type="dxa" w:w="1242"/>
           </w:tcPr>
           <w:p>
             <w:r>
@@ -511,7 +567,7 @@
         </w:tc>
         <w:tc>
           <w:tcPr>
-            <w:tcW w:type="dxa" w:w="1419"/>
+            <w:tcW w:type="dxa" w:w="1242"/>
           </w:tcPr>
           <w:p>
             <w:r>
@@ -524,7 +580,7 @@
         </w:tc>
         <w:tc>
           <w:tcPr>
-            <w:tcW w:type="dxa" w:w="1419"/>
+            <w:tcW w:type="dxa" w:w="1242"/>
           </w:tcPr>
           <w:p>
             <w:r>
@@ -537,20 +593,20 @@
         </w:tc>
         <w:tc>
           <w:tcPr>
-            <w:tcW w:type="dxa" w:w="1419"/>
-          </w:tcPr>
-          <w:p>
-            <w:r>
-              <w:rPr>
-                <w:sz w:val="14"/>
-              </w:rPr>
-              <w:t>-7.66</w:t>
-            </w:r>
-          </w:p>
-        </w:tc>
-        <w:tc>
-          <w:tcPr>
-            <w:tcW w:type="dxa" w:w="1419"/>
+            <w:tcW w:type="dxa" w:w="1242"/>
+          </w:tcPr>
+          <w:p>
+            <w:r>
+              <w:rPr>
+                <w:sz w:val="14"/>
+              </w:rPr>
+              <w:t>-7.56</w:t>
+            </w:r>
+          </w:p>
+        </w:tc>
+        <w:tc>
+          <w:tcPr>
+            <w:tcW w:type="dxa" w:w="1242"/>
           </w:tcPr>
           <w:p>
             <w:r>
@@ -563,7 +619,7 @@
         </w:tc>
         <w:tc>
           <w:tcPr>
-            <w:tcW w:type="dxa" w:w="1419"/>
+            <w:tcW w:type="dxa" w:w="1242"/>
           </w:tcPr>
           <w:p>
             <w:r>
@@ -576,14 +632,27 @@
         </w:tc>
         <w:tc>
           <w:tcPr>
-            <w:tcW w:type="dxa" w:w="1419"/>
-          </w:tcPr>
-          <w:p>
-            <w:r>
-              <w:rPr>
-                <w:sz w:val="14"/>
-              </w:rPr>
-              <w:t>-1.26</w:t>
+            <w:tcW w:type="dxa" w:w="1242"/>
+          </w:tcPr>
+          <w:p>
+            <w:r>
+              <w:rPr>
+                <w:sz w:val="14"/>
+              </w:rPr>
+              <w:t>-12.06</w:t>
+            </w:r>
+          </w:p>
+        </w:tc>
+        <w:tc>
+          <w:tcPr>
+            <w:tcW w:type="dxa" w:w="1242"/>
+          </w:tcPr>
+          <w:p>
+            <w:r>
+              <w:rPr>
+                <w:sz w:val="14"/>
+              </w:rPr>
+              <w:t>physisorption</w:t>
             </w:r>
           </w:p>
         </w:tc>
@@ -591,7 +660,7 @@
       <w:tr>
         <w:tc>
           <w:tcPr>
-            <w:tcW w:type="dxa" w:w="1419"/>
+            <w:tcW w:type="dxa" w:w="1242"/>
           </w:tcPr>
           <w:p>
             <w:r>
@@ -604,7 +673,7 @@
         </w:tc>
         <w:tc>
           <w:tcPr>
-            <w:tcW w:type="dxa" w:w="1419"/>
+            <w:tcW w:type="dxa" w:w="1242"/>
           </w:tcPr>
           <w:p>
             <w:r>
@@ -617,7 +686,7 @@
         </w:tc>
         <w:tc>
           <w:tcPr>
-            <w:tcW w:type="dxa" w:w="1419"/>
+            <w:tcW w:type="dxa" w:w="1242"/>
           </w:tcPr>
           <w:p>
             <w:r>
@@ -630,20 +699,20 @@
         </w:tc>
         <w:tc>
           <w:tcPr>
-            <w:tcW w:type="dxa" w:w="1419"/>
-          </w:tcPr>
-          <w:p>
-            <w:r>
-              <w:rPr>
-                <w:sz w:val="14"/>
-              </w:rPr>
-              <w:t>-6.34</w:t>
-            </w:r>
-          </w:p>
-        </w:tc>
-        <w:tc>
-          <w:tcPr>
-            <w:tcW w:type="dxa" w:w="1419"/>
+            <w:tcW w:type="dxa" w:w="1242"/>
+          </w:tcPr>
+          <w:p>
+            <w:r>
+              <w:rPr>
+                <w:sz w:val="14"/>
+              </w:rPr>
+              <w:t>-6.37</w:t>
+            </w:r>
+          </w:p>
+        </w:tc>
+        <w:tc>
+          <w:tcPr>
+            <w:tcW w:type="dxa" w:w="1242"/>
           </w:tcPr>
           <w:p>
             <w:r>
@@ -656,7 +725,7 @@
         </w:tc>
         <w:tc>
           <w:tcPr>
-            <w:tcW w:type="dxa" w:w="1419"/>
+            <w:tcW w:type="dxa" w:w="1242"/>
           </w:tcPr>
           <w:p>
             <w:r>
@@ -669,14 +738,27 @@
         </w:tc>
         <w:tc>
           <w:tcPr>
-            <w:tcW w:type="dxa" w:w="1419"/>
-          </w:tcPr>
-          <w:p>
-            <w:r>
-              <w:rPr>
-                <w:sz w:val="14"/>
-              </w:rPr>
-              <w:t>-0.61</w:t>
+            <w:tcW w:type="dxa" w:w="1242"/>
+          </w:tcPr>
+          <w:p>
+            <w:r>
+              <w:rPr>
+                <w:sz w:val="14"/>
+              </w:rPr>
+              <w:t>-18.40</w:t>
+            </w:r>
+          </w:p>
+        </w:tc>
+        <w:tc>
+          <w:tcPr>
+            <w:tcW w:type="dxa" w:w="1242"/>
+          </w:tcPr>
+          <w:p>
+            <w:r>
+              <w:rPr>
+                <w:sz w:val="14"/>
+              </w:rPr>
+              <w:t>physisorption</w:t>
             </w:r>
           </w:p>
         </w:tc>
@@ -684,7 +766,7 @@
       <w:tr>
         <w:tc>
           <w:tcPr>
-            <w:tcW w:type="dxa" w:w="1419"/>
+            <w:tcW w:type="dxa" w:w="1242"/>
           </w:tcPr>
           <w:p>
             <w:r>
@@ -697,7 +779,7 @@
         </w:tc>
         <w:tc>
           <w:tcPr>
-            <w:tcW w:type="dxa" w:w="1419"/>
+            <w:tcW w:type="dxa" w:w="1242"/>
           </w:tcPr>
           <w:p>
             <w:r>
@@ -710,7 +792,7 @@
         </w:tc>
         <w:tc>
           <w:tcPr>
-            <w:tcW w:type="dxa" w:w="1419"/>
+            <w:tcW w:type="dxa" w:w="1242"/>
           </w:tcPr>
           <w:p>
             <w:r>
@@ -723,20 +805,20 @@
         </w:tc>
         <w:tc>
           <w:tcPr>
-            <w:tcW w:type="dxa" w:w="1419"/>
-          </w:tcPr>
-          <w:p>
-            <w:r>
-              <w:rPr>
-                <w:sz w:val="14"/>
-              </w:rPr>
-              <w:t>-7.75</w:t>
-            </w:r>
-          </w:p>
-        </w:tc>
-        <w:tc>
-          <w:tcPr>
-            <w:tcW w:type="dxa" w:w="1419"/>
+            <w:tcW w:type="dxa" w:w="1242"/>
+          </w:tcPr>
+          <w:p>
+            <w:r>
+              <w:rPr>
+                <w:sz w:val="14"/>
+              </w:rPr>
+              <w:t>-7.79</w:t>
+            </w:r>
+          </w:p>
+        </w:tc>
+        <w:tc>
+          <w:tcPr>
+            <w:tcW w:type="dxa" w:w="1242"/>
           </w:tcPr>
           <w:p>
             <w:r>
@@ -749,7 +831,7 @@
         </w:tc>
         <w:tc>
           <w:tcPr>
-            <w:tcW w:type="dxa" w:w="1419"/>
+            <w:tcW w:type="dxa" w:w="1242"/>
           </w:tcPr>
           <w:p>
             <w:r>
@@ -762,14 +844,27 @@
         </w:tc>
         <w:tc>
           <w:tcPr>
-            <w:tcW w:type="dxa" w:w="1419"/>
-          </w:tcPr>
-          <w:p>
-            <w:r>
-              <w:rPr>
-                <w:sz w:val="14"/>
-              </w:rPr>
-              <w:t>-4.12</w:t>
+            <w:tcW w:type="dxa" w:w="1242"/>
+          </w:tcPr>
+          <w:p>
+            <w:r>
+              <w:rPr>
+                <w:sz w:val="14"/>
+              </w:rPr>
+              <w:t>-22.72</w:t>
+            </w:r>
+          </w:p>
+        </w:tc>
+        <w:tc>
+          <w:tcPr>
+            <w:tcW w:type="dxa" w:w="1242"/>
+          </w:tcPr>
+          <w:p>
+            <w:r>
+              <w:rPr>
+                <w:sz w:val="14"/>
+              </w:rPr>
+              <w:t>physisorption</w:t>
             </w:r>
           </w:p>
         </w:tc>
@@ -777,7 +872,7 @@
       <w:tr>
         <w:tc>
           <w:tcPr>
-            <w:tcW w:type="dxa" w:w="1419"/>
+            <w:tcW w:type="dxa" w:w="1242"/>
           </w:tcPr>
           <w:p>
             <w:r>
@@ -790,7 +885,7 @@
         </w:tc>
         <w:tc>
           <w:tcPr>
-            <w:tcW w:type="dxa" w:w="1419"/>
+            <w:tcW w:type="dxa" w:w="1242"/>
           </w:tcPr>
           <w:p>
             <w:r>
@@ -803,7 +898,7 @@
         </w:tc>
         <w:tc>
           <w:tcPr>
-            <w:tcW w:type="dxa" w:w="1419"/>
+            <w:tcW w:type="dxa" w:w="1242"/>
           </w:tcPr>
           <w:p>
             <w:r>
@@ -816,20 +911,20 @@
         </w:tc>
         <w:tc>
           <w:tcPr>
-            <w:tcW w:type="dxa" w:w="1419"/>
-          </w:tcPr>
-          <w:p>
-            <w:r>
-              <w:rPr>
-                <w:sz w:val="14"/>
-              </w:rPr>
-              <w:t>nan</w:t>
-            </w:r>
-          </w:p>
-        </w:tc>
-        <w:tc>
-          <w:tcPr>
-            <w:tcW w:type="dxa" w:w="1419"/>
+            <w:tcW w:type="dxa" w:w="1242"/>
+          </w:tcPr>
+          <w:p>
+            <w:r>
+              <w:rPr>
+                <w:sz w:val="14"/>
+              </w:rPr>
+              <w:t>n/a</w:t>
+            </w:r>
+          </w:p>
+        </w:tc>
+        <w:tc>
+          <w:tcPr>
+            <w:tcW w:type="dxa" w:w="1242"/>
           </w:tcPr>
           <w:p>
             <w:r>
@@ -842,7 +937,7 @@
         </w:tc>
         <w:tc>
           <w:tcPr>
-            <w:tcW w:type="dxa" w:w="1419"/>
+            <w:tcW w:type="dxa" w:w="1242"/>
           </w:tcPr>
           <w:p>
             <w:r>
@@ -855,14 +950,27 @@
         </w:tc>
         <w:tc>
           <w:tcPr>
-            <w:tcW w:type="dxa" w:w="1419"/>
-          </w:tcPr>
-          <w:p>
-            <w:r>
-              <w:rPr>
-                <w:sz w:val="14"/>
-              </w:rPr>
-              <w:t>9.76</w:t>
+            <w:tcW w:type="dxa" w:w="1242"/>
+          </w:tcPr>
+          <w:p>
+            <w:r>
+              <w:rPr>
+                <w:sz w:val="14"/>
+              </w:rPr>
+              <w:t>not modelled</w:t>
+            </w:r>
+          </w:p>
+        </w:tc>
+        <w:tc>
+          <w:tcPr>
+            <w:tcW w:type="dxa" w:w="1242"/>
+          </w:tcPr>
+          <w:p>
+            <w:r>
+              <w:rPr>
+                <w:sz w:val="14"/>
+              </w:rPr>
+              <w:t>not modelled (Pt(II) square-planar, outside GFN2-xTB+RDKit scope)</w:t>
             </w:r>
           </w:p>
         </w:tc>
@@ -870,7 +978,7 @@
       <w:tr>
         <w:tc>
           <w:tcPr>
-            <w:tcW w:type="dxa" w:w="1419"/>
+            <w:tcW w:type="dxa" w:w="1242"/>
           </w:tcPr>
           <w:p>
             <w:r>
@@ -883,7 +991,7 @@
         </w:tc>
         <w:tc>
           <w:tcPr>
-            <w:tcW w:type="dxa" w:w="1419"/>
+            <w:tcW w:type="dxa" w:w="1242"/>
           </w:tcPr>
           <w:p>
             <w:r>
@@ -896,7 +1004,7 @@
         </w:tc>
         <w:tc>
           <w:tcPr>
-            <w:tcW w:type="dxa" w:w="1419"/>
+            <w:tcW w:type="dxa" w:w="1242"/>
           </w:tcPr>
           <w:p>
             <w:r>
@@ -909,20 +1017,20 @@
         </w:tc>
         <w:tc>
           <w:tcPr>
-            <w:tcW w:type="dxa" w:w="1419"/>
-          </w:tcPr>
-          <w:p>
-            <w:r>
-              <w:rPr>
-                <w:sz w:val="14"/>
-              </w:rPr>
-              <w:t>nan</w:t>
-            </w:r>
-          </w:p>
-        </w:tc>
-        <w:tc>
-          <w:tcPr>
-            <w:tcW w:type="dxa" w:w="1419"/>
+            <w:tcW w:type="dxa" w:w="1242"/>
+          </w:tcPr>
+          <w:p>
+            <w:r>
+              <w:rPr>
+                <w:sz w:val="14"/>
+              </w:rPr>
+              <w:t>n/a</w:t>
+            </w:r>
+          </w:p>
+        </w:tc>
+        <w:tc>
+          <w:tcPr>
+            <w:tcW w:type="dxa" w:w="1242"/>
           </w:tcPr>
           <w:p>
             <w:r>
@@ -935,7 +1043,7 @@
         </w:tc>
         <w:tc>
           <w:tcPr>
-            <w:tcW w:type="dxa" w:w="1419"/>
+            <w:tcW w:type="dxa" w:w="1242"/>
           </w:tcPr>
           <w:p>
             <w:r>
@@ -948,14 +1056,27 @@
         </w:tc>
         <w:tc>
           <w:tcPr>
-            <w:tcW w:type="dxa" w:w="1419"/>
-          </w:tcPr>
-          <w:p>
-            <w:r>
-              <w:rPr>
-                <w:sz w:val="14"/>
-              </w:rPr>
-              <w:t>-20.51</w:t>
+            <w:tcW w:type="dxa" w:w="1242"/>
+          </w:tcPr>
+          <w:p>
+            <w:r>
+              <w:rPr>
+                <w:sz w:val="14"/>
+              </w:rPr>
+              <w:t>not modelled</w:t>
+            </w:r>
+          </w:p>
+        </w:tc>
+        <w:tc>
+          <w:tcPr>
+            <w:tcW w:type="dxa" w:w="1242"/>
+          </w:tcPr>
+          <w:p>
+            <w:r>
+              <w:rPr>
+                <w:sz w:val="14"/>
+              </w:rPr>
+              <w:t>not modelled (Pt(II) square-planar, outside GFN2-xTB+RDKit scope)</w:t>
             </w:r>
           </w:p>
         </w:tc>
@@ -963,7 +1084,7 @@
       <w:tr>
         <w:tc>
           <w:tcPr>
-            <w:tcW w:type="dxa" w:w="1419"/>
+            <w:tcW w:type="dxa" w:w="1242"/>
           </w:tcPr>
           <w:p>
             <w:r>
@@ -976,7 +1097,7 @@
         </w:tc>
         <w:tc>
           <w:tcPr>
-            <w:tcW w:type="dxa" w:w="1419"/>
+            <w:tcW w:type="dxa" w:w="1242"/>
           </w:tcPr>
           <w:p>
             <w:r>
@@ -989,7 +1110,7 @@
         </w:tc>
         <w:tc>
           <w:tcPr>
-            <w:tcW w:type="dxa" w:w="1419"/>
+            <w:tcW w:type="dxa" w:w="1242"/>
           </w:tcPr>
           <w:p>
             <w:r>
@@ -1002,20 +1123,20 @@
         </w:tc>
         <w:tc>
           <w:tcPr>
-            <w:tcW w:type="dxa" w:w="1419"/>
-          </w:tcPr>
-          <w:p>
-            <w:r>
-              <w:rPr>
-                <w:sz w:val="14"/>
-              </w:rPr>
-              <w:t>nan</w:t>
-            </w:r>
-          </w:p>
-        </w:tc>
-        <w:tc>
-          <w:tcPr>
-            <w:tcW w:type="dxa" w:w="1419"/>
+            <w:tcW w:type="dxa" w:w="1242"/>
+          </w:tcPr>
+          <w:p>
+            <w:r>
+              <w:rPr>
+                <w:sz w:val="14"/>
+              </w:rPr>
+              <w:t>n/a</w:t>
+            </w:r>
+          </w:p>
+        </w:tc>
+        <w:tc>
+          <w:tcPr>
+            <w:tcW w:type="dxa" w:w="1242"/>
           </w:tcPr>
           <w:p>
             <w:r>
@@ -1028,7 +1149,7 @@
         </w:tc>
         <w:tc>
           <w:tcPr>
-            <w:tcW w:type="dxa" w:w="1419"/>
+            <w:tcW w:type="dxa" w:w="1242"/>
           </w:tcPr>
           <w:p>
             <w:r>
@@ -1041,14 +1162,27 @@
         </w:tc>
         <w:tc>
           <w:tcPr>
-            <w:tcW w:type="dxa" w:w="1419"/>
-          </w:tcPr>
-          <w:p>
-            <w:r>
-              <w:rPr>
-                <w:sz w:val="14"/>
-              </w:rPr>
-              <w:t>-14.63</w:t>
+            <w:tcW w:type="dxa" w:w="1242"/>
+          </w:tcPr>
+          <w:p>
+            <w:r>
+              <w:rPr>
+                <w:sz w:val="14"/>
+              </w:rPr>
+              <w:t>not modelled</w:t>
+            </w:r>
+          </w:p>
+        </w:tc>
+        <w:tc>
+          <w:tcPr>
+            <w:tcW w:type="dxa" w:w="1242"/>
+          </w:tcPr>
+          <w:p>
+            <w:r>
+              <w:rPr>
+                <w:sz w:val="14"/>
+              </w:rPr>
+              <w:t>not modelled (Pt(II) square-planar, outside GFN2-xTB+RDKit scope)</w:t>
             </w:r>
           </w:p>
         </w:tc>
@@ -1056,7 +1190,7 @@
       <w:tr>
         <w:tc>
           <w:tcPr>
-            <w:tcW w:type="dxa" w:w="1419"/>
+            <w:tcW w:type="dxa" w:w="1242"/>
           </w:tcPr>
           <w:p>
             <w:r>
@@ -1069,7 +1203,7 @@
         </w:tc>
         <w:tc>
           <w:tcPr>
-            <w:tcW w:type="dxa" w:w="1419"/>
+            <w:tcW w:type="dxa" w:w="1242"/>
           </w:tcPr>
           <w:p>
             <w:r>
@@ -1082,7 +1216,7 @@
         </w:tc>
         <w:tc>
           <w:tcPr>
-            <w:tcW w:type="dxa" w:w="1419"/>
+            <w:tcW w:type="dxa" w:w="1242"/>
           </w:tcPr>
           <w:p>
             <w:r>
@@ -1095,20 +1229,20 @@
         </w:tc>
         <w:tc>
           <w:tcPr>
-            <w:tcW w:type="dxa" w:w="1419"/>
-          </w:tcPr>
-          <w:p>
-            <w:r>
-              <w:rPr>
-                <w:sz w:val="14"/>
-              </w:rPr>
-              <w:t>nan</w:t>
-            </w:r>
-          </w:p>
-        </w:tc>
-        <w:tc>
-          <w:tcPr>
-            <w:tcW w:type="dxa" w:w="1419"/>
+            <w:tcW w:type="dxa" w:w="1242"/>
+          </w:tcPr>
+          <w:p>
+            <w:r>
+              <w:rPr>
+                <w:sz w:val="14"/>
+              </w:rPr>
+              <w:t>-6.32</w:t>
+            </w:r>
+          </w:p>
+        </w:tc>
+        <w:tc>
+          <w:tcPr>
+            <w:tcW w:type="dxa" w:w="1242"/>
           </w:tcPr>
           <w:p>
             <w:r>
@@ -1121,7 +1255,7 @@
         </w:tc>
         <w:tc>
           <w:tcPr>
-            <w:tcW w:type="dxa" w:w="1419"/>
+            <w:tcW w:type="dxa" w:w="1242"/>
           </w:tcPr>
           <w:p>
             <w:r>
@@ -1134,14 +1268,27 @@
         </w:tc>
         <w:tc>
           <w:tcPr>
-            <w:tcW w:type="dxa" w:w="1419"/>
-          </w:tcPr>
-          <w:p>
-            <w:r>
-              <w:rPr>
-                <w:sz w:val="14"/>
-              </w:rPr>
-              <w:t>-1.44</w:t>
+            <w:tcW w:type="dxa" w:w="1242"/>
+          </w:tcPr>
+          <w:p>
+            <w:r>
+              <w:rPr>
+                <w:sz w:val="14"/>
+              </w:rPr>
+              <w:t>-7.73</w:t>
+            </w:r>
+          </w:p>
+        </w:tc>
+        <w:tc>
+          <w:tcPr>
+            <w:tcW w:type="dxa" w:w="1242"/>
+          </w:tcPr>
+          <w:p>
+            <w:r>
+              <w:rPr>
+                <w:sz w:val="14"/>
+              </w:rPr>
+              <w:t>physisorption</w:t>
             </w:r>
           </w:p>
         </w:tc>
@@ -1149,7 +1296,7 @@
       <w:tr>
         <w:tc>
           <w:tcPr>
-            <w:tcW w:type="dxa" w:w="1419"/>
+            <w:tcW w:type="dxa" w:w="1242"/>
           </w:tcPr>
           <w:p>
             <w:r>
@@ -1162,7 +1309,7 @@
         </w:tc>
         <w:tc>
           <w:tcPr>
-            <w:tcW w:type="dxa" w:w="1419"/>
+            <w:tcW w:type="dxa" w:w="1242"/>
           </w:tcPr>
           <w:p>
             <w:r>
@@ -1175,7 +1322,7 @@
         </w:tc>
         <w:tc>
           <w:tcPr>
-            <w:tcW w:type="dxa" w:w="1419"/>
+            <w:tcW w:type="dxa" w:w="1242"/>
           </w:tcPr>
           <w:p>
             <w:r>
@@ -1188,20 +1335,20 @@
         </w:tc>
         <w:tc>
           <w:tcPr>
-            <w:tcW w:type="dxa" w:w="1419"/>
-          </w:tcPr>
-          <w:p>
-            <w:r>
-              <w:rPr>
-                <w:sz w:val="14"/>
-              </w:rPr>
-              <w:t>nan</w:t>
-            </w:r>
-          </w:p>
-        </w:tc>
-        <w:tc>
-          <w:tcPr>
-            <w:tcW w:type="dxa" w:w="1419"/>
+            <w:tcW w:type="dxa" w:w="1242"/>
+          </w:tcPr>
+          <w:p>
+            <w:r>
+              <w:rPr>
+                <w:sz w:val="14"/>
+              </w:rPr>
+              <w:t>-7.54</w:t>
+            </w:r>
+          </w:p>
+        </w:tc>
+        <w:tc>
+          <w:tcPr>
+            <w:tcW w:type="dxa" w:w="1242"/>
           </w:tcPr>
           <w:p>
             <w:r>
@@ -1214,7 +1361,7 @@
         </w:tc>
         <w:tc>
           <w:tcPr>
-            <w:tcW w:type="dxa" w:w="1419"/>
+            <w:tcW w:type="dxa" w:w="1242"/>
           </w:tcPr>
           <w:p>
             <w:r>
@@ -1227,14 +1374,27 @@
         </w:tc>
         <w:tc>
           <w:tcPr>
-            <w:tcW w:type="dxa" w:w="1419"/>
-          </w:tcPr>
-          <w:p>
-            <w:r>
-              <w:rPr>
-                <w:sz w:val="14"/>
-              </w:rPr>
-              <w:t>-4.92</w:t>
+            <w:tcW w:type="dxa" w:w="1242"/>
+          </w:tcPr>
+          <w:p>
+            <w:r>
+              <w:rPr>
+                <w:sz w:val="14"/>
+              </w:rPr>
+              <w:t>-20.19</w:t>
+            </w:r>
+          </w:p>
+        </w:tc>
+        <w:tc>
+          <w:tcPr>
+            <w:tcW w:type="dxa" w:w="1242"/>
+          </w:tcPr>
+          <w:p>
+            <w:r>
+              <w:rPr>
+                <w:sz w:val="14"/>
+              </w:rPr>
+              <w:t>physisorption</w:t>
             </w:r>
           </w:p>
         </w:tc>
@@ -1242,7 +1402,7 @@
       <w:tr>
         <w:tc>
           <w:tcPr>
-            <w:tcW w:type="dxa" w:w="1419"/>
+            <w:tcW w:type="dxa" w:w="1242"/>
           </w:tcPr>
           <w:p>
             <w:r>
@@ -1255,7 +1415,7 @@
         </w:tc>
         <w:tc>
           <w:tcPr>
-            <w:tcW w:type="dxa" w:w="1419"/>
+            <w:tcW w:type="dxa" w:w="1242"/>
           </w:tcPr>
           <w:p>
             <w:r>
@@ -1268,7 +1428,7 @@
         </w:tc>
         <w:tc>
           <w:tcPr>
-            <w:tcW w:type="dxa" w:w="1419"/>
+            <w:tcW w:type="dxa" w:w="1242"/>
           </w:tcPr>
           <w:p>
             <w:r>
@@ -1281,20 +1441,20 @@
         </w:tc>
         <w:tc>
           <w:tcPr>
-            <w:tcW w:type="dxa" w:w="1419"/>
-          </w:tcPr>
-          <w:p>
-            <w:r>
-              <w:rPr>
-                <w:sz w:val="14"/>
-              </w:rPr>
-              <w:t>nan</w:t>
-            </w:r>
-          </w:p>
-        </w:tc>
-        <w:tc>
-          <w:tcPr>
-            <w:tcW w:type="dxa" w:w="1419"/>
+            <w:tcW w:type="dxa" w:w="1242"/>
+          </w:tcPr>
+          <w:p>
+            <w:r>
+              <w:rPr>
+                <w:sz w:val="14"/>
+              </w:rPr>
+              <w:t>-6.90</w:t>
+            </w:r>
+          </w:p>
+        </w:tc>
+        <w:tc>
+          <w:tcPr>
+            <w:tcW w:type="dxa" w:w="1242"/>
           </w:tcPr>
           <w:p>
             <w:r>
@@ -1307,7 +1467,7 @@
         </w:tc>
         <w:tc>
           <w:tcPr>
-            <w:tcW w:type="dxa" w:w="1419"/>
+            <w:tcW w:type="dxa" w:w="1242"/>
           </w:tcPr>
           <w:p>
             <w:r>
@@ -1320,14 +1480,27 @@
         </w:tc>
         <w:tc>
           <w:tcPr>
-            <w:tcW w:type="dxa" w:w="1419"/>
-          </w:tcPr>
-          <w:p>
-            <w:r>
-              <w:rPr>
-                <w:sz w:val="14"/>
-              </w:rPr>
-              <w:t>-2.41</w:t>
+            <w:tcW w:type="dxa" w:w="1242"/>
+          </w:tcPr>
+          <w:p>
+            <w:r>
+              <w:rPr>
+                <w:sz w:val="14"/>
+              </w:rPr>
+              <w:t>-23.12</w:t>
+            </w:r>
+          </w:p>
+        </w:tc>
+        <w:tc>
+          <w:tcPr>
+            <w:tcW w:type="dxa" w:w="1242"/>
+          </w:tcPr>
+          <w:p>
+            <w:r>
+              <w:rPr>
+                <w:sz w:val="14"/>
+              </w:rPr>
+              <w:t>physisorption</w:t>
             </w:r>
           </w:p>
         </w:tc>
@@ -1335,7 +1508,7 @@
       <w:tr>
         <w:tc>
           <w:tcPr>
-            <w:tcW w:type="dxa" w:w="1419"/>
+            <w:tcW w:type="dxa" w:w="1242"/>
           </w:tcPr>
           <w:p>
             <w:r>
@@ -1348,7 +1521,7 @@
         </w:tc>
         <w:tc>
           <w:tcPr>
-            <w:tcW w:type="dxa" w:w="1419"/>
+            <w:tcW w:type="dxa" w:w="1242"/>
           </w:tcPr>
           <w:p>
             <w:r>
@@ -1361,7 +1534,7 @@
         </w:tc>
         <w:tc>
           <w:tcPr>
-            <w:tcW w:type="dxa" w:w="1419"/>
+            <w:tcW w:type="dxa" w:w="1242"/>
           </w:tcPr>
           <w:p>
             <w:r>
@@ -1374,20 +1547,20 @@
         </w:tc>
         <w:tc>
           <w:tcPr>
-            <w:tcW w:type="dxa" w:w="1419"/>
-          </w:tcPr>
-          <w:p>
-            <w:r>
-              <w:rPr>
-                <w:sz w:val="14"/>
-              </w:rPr>
-              <w:t>-7.73</w:t>
-            </w:r>
-          </w:p>
-        </w:tc>
-        <w:tc>
-          <w:tcPr>
-            <w:tcW w:type="dxa" w:w="1419"/>
+            <w:tcW w:type="dxa" w:w="1242"/>
+          </w:tcPr>
+          <w:p>
+            <w:r>
+              <w:rPr>
+                <w:sz w:val="14"/>
+              </w:rPr>
+              <w:t>-6.87</w:t>
+            </w:r>
+          </w:p>
+        </w:tc>
+        <w:tc>
+          <w:tcPr>
+            <w:tcW w:type="dxa" w:w="1242"/>
           </w:tcPr>
           <w:p>
             <w:r>
@@ -1400,7 +1573,7 @@
         </w:tc>
         <w:tc>
           <w:tcPr>
-            <w:tcW w:type="dxa" w:w="1419"/>
+            <w:tcW w:type="dxa" w:w="1242"/>
           </w:tcPr>
           <w:p>
             <w:r>
@@ -1413,14 +1586,27 @@
         </w:tc>
         <w:tc>
           <w:tcPr>
-            <w:tcW w:type="dxa" w:w="1419"/>
-          </w:tcPr>
-          <w:p>
-            <w:r>
-              <w:rPr>
-                <w:sz w:val="14"/>
-              </w:rPr>
-              <w:t>-2.97</w:t>
+            <w:tcW w:type="dxa" w:w="1242"/>
+          </w:tcPr>
+          <w:p>
+            <w:r>
+              <w:rPr>
+                <w:sz w:val="14"/>
+              </w:rPr>
+              <w:t>-23.07</w:t>
+            </w:r>
+          </w:p>
+        </w:tc>
+        <w:tc>
+          <w:tcPr>
+            <w:tcW w:type="dxa" w:w="1242"/>
+          </w:tcPr>
+          <w:p>
+            <w:r>
+              <w:rPr>
+                <w:sz w:val="14"/>
+              </w:rPr>
+              <w:t>physisorption</w:t>
             </w:r>
           </w:p>
         </w:tc>
@@ -1428,7 +1614,7 @@
       <w:tr>
         <w:tc>
           <w:tcPr>
-            <w:tcW w:type="dxa" w:w="1419"/>
+            <w:tcW w:type="dxa" w:w="1242"/>
           </w:tcPr>
           <w:p>
             <w:r>
@@ -1441,7 +1627,7 @@
         </w:tc>
         <w:tc>
           <w:tcPr>
-            <w:tcW w:type="dxa" w:w="1419"/>
+            <w:tcW w:type="dxa" w:w="1242"/>
           </w:tcPr>
           <w:p>
             <w:r>
@@ -1454,7 +1640,7 @@
         </w:tc>
         <w:tc>
           <w:tcPr>
-            <w:tcW w:type="dxa" w:w="1419"/>
+            <w:tcW w:type="dxa" w:w="1242"/>
           </w:tcPr>
           <w:p>
             <w:r>
@@ -1467,20 +1653,20 @@
         </w:tc>
         <w:tc>
           <w:tcPr>
-            <w:tcW w:type="dxa" w:w="1419"/>
-          </w:tcPr>
-          <w:p>
-            <w:r>
-              <w:rPr>
-                <w:sz w:val="14"/>
-              </w:rPr>
-              <w:t>-7.34</w:t>
-            </w:r>
-          </w:p>
-        </w:tc>
-        <w:tc>
-          <w:tcPr>
-            <w:tcW w:type="dxa" w:w="1419"/>
+            <w:tcW w:type="dxa" w:w="1242"/>
+          </w:tcPr>
+          <w:p>
+            <w:r>
+              <w:rPr>
+                <w:sz w:val="14"/>
+              </w:rPr>
+              <w:t>-7.15</w:t>
+            </w:r>
+          </w:p>
+        </w:tc>
+        <w:tc>
+          <w:tcPr>
+            <w:tcW w:type="dxa" w:w="1242"/>
           </w:tcPr>
           <w:p>
             <w:r>
@@ -1493,7 +1679,7 @@
         </w:tc>
         <w:tc>
           <w:tcPr>
-            <w:tcW w:type="dxa" w:w="1419"/>
+            <w:tcW w:type="dxa" w:w="1242"/>
           </w:tcPr>
           <w:p>
             <w:r>
@@ -1506,14 +1692,27 @@
         </w:tc>
         <w:tc>
           <w:tcPr>
-            <w:tcW w:type="dxa" w:w="1419"/>
-          </w:tcPr>
-          <w:p>
-            <w:r>
-              <w:rPr>
-                <w:sz w:val="14"/>
-              </w:rPr>
-              <w:t>-3.02</w:t>
+            <w:tcW w:type="dxa" w:w="1242"/>
+          </w:tcPr>
+          <w:p>
+            <w:r>
+              <w:rPr>
+                <w:sz w:val="14"/>
+              </w:rPr>
+              <w:t>-28.72</w:t>
+            </w:r>
+          </w:p>
+        </w:tc>
+        <w:tc>
+          <w:tcPr>
+            <w:tcW w:type="dxa" w:w="1242"/>
+          </w:tcPr>
+          <w:p>
+            <w:r>
+              <w:rPr>
+                <w:sz w:val="14"/>
+              </w:rPr>
+              <w:t>physisorption</w:t>
             </w:r>
           </w:p>
         </w:tc>
@@ -1521,7 +1720,7 @@
       <w:tr>
         <w:tc>
           <w:tcPr>
-            <w:tcW w:type="dxa" w:w="1419"/>
+            <w:tcW w:type="dxa" w:w="1242"/>
           </w:tcPr>
           <w:p>
             <w:r>
@@ -1534,7 +1733,7 @@
         </w:tc>
         <w:tc>
           <w:tcPr>
-            <w:tcW w:type="dxa" w:w="1419"/>
+            <w:tcW w:type="dxa" w:w="1242"/>
           </w:tcPr>
           <w:p>
             <w:r>
@@ -1547,7 +1746,7 @@
         </w:tc>
         <w:tc>
           <w:tcPr>
-            <w:tcW w:type="dxa" w:w="1419"/>
+            <w:tcW w:type="dxa" w:w="1242"/>
           </w:tcPr>
           <w:p>
             <w:r>
@@ -1560,20 +1759,20 @@
         </w:tc>
         <w:tc>
           <w:tcPr>
-            <w:tcW w:type="dxa" w:w="1419"/>
-          </w:tcPr>
-          <w:p>
-            <w:r>
-              <w:rPr>
-                <w:sz w:val="14"/>
-              </w:rPr>
-              <w:t>-7.12</w:t>
-            </w:r>
-          </w:p>
-        </w:tc>
-        <w:tc>
-          <w:tcPr>
-            <w:tcW w:type="dxa" w:w="1419"/>
+            <w:tcW w:type="dxa" w:w="1242"/>
+          </w:tcPr>
+          <w:p>
+            <w:r>
+              <w:rPr>
+                <w:sz w:val="14"/>
+              </w:rPr>
+              <w:t>-7.27</w:t>
+            </w:r>
+          </w:p>
+        </w:tc>
+        <w:tc>
+          <w:tcPr>
+            <w:tcW w:type="dxa" w:w="1242"/>
           </w:tcPr>
           <w:p>
             <w:r>
@@ -1586,7 +1785,7 @@
         </w:tc>
         <w:tc>
           <w:tcPr>
-            <w:tcW w:type="dxa" w:w="1419"/>
+            <w:tcW w:type="dxa" w:w="1242"/>
           </w:tcPr>
           <w:p>
             <w:r>
@@ -1599,14 +1798,27 @@
         </w:tc>
         <w:tc>
           <w:tcPr>
-            <w:tcW w:type="dxa" w:w="1419"/>
-          </w:tcPr>
-          <w:p>
-            <w:r>
-              <w:rPr>
-                <w:sz w:val="14"/>
-              </w:rPr>
-              <w:t>-3.17</w:t>
+            <w:tcW w:type="dxa" w:w="1242"/>
+          </w:tcPr>
+          <w:p>
+            <w:r>
+              <w:rPr>
+                <w:sz w:val="14"/>
+              </w:rPr>
+              <w:t>-54.01</w:t>
+            </w:r>
+          </w:p>
+        </w:tc>
+        <w:tc>
+          <w:tcPr>
+            <w:tcW w:type="dxa" w:w="1242"/>
+          </w:tcPr>
+          <w:p>
+            <w:r>
+              <w:rPr>
+                <w:sz w:val="14"/>
+              </w:rPr>
+              <w:t>chemisorption</w:t>
             </w:r>
           </w:p>
         </w:tc>
@@ -1614,7 +1826,7 @@
       <w:tr>
         <w:tc>
           <w:tcPr>
-            <w:tcW w:type="dxa" w:w="1419"/>
+            <w:tcW w:type="dxa" w:w="1242"/>
           </w:tcPr>
           <w:p>
             <w:r>
@@ -1627,7 +1839,7 @@
         </w:tc>
         <w:tc>
           <w:tcPr>
-            <w:tcW w:type="dxa" w:w="1419"/>
+            <w:tcW w:type="dxa" w:w="1242"/>
           </w:tcPr>
           <w:p>
             <w:r>
@@ -1640,7 +1852,7 @@
         </w:tc>
         <w:tc>
           <w:tcPr>
-            <w:tcW w:type="dxa" w:w="1419"/>
+            <w:tcW w:type="dxa" w:w="1242"/>
           </w:tcPr>
           <w:p>
             <w:r>
@@ -1653,20 +1865,20 @@
         </w:tc>
         <w:tc>
           <w:tcPr>
-            <w:tcW w:type="dxa" w:w="1419"/>
-          </w:tcPr>
-          <w:p>
-            <w:r>
-              <w:rPr>
-                <w:sz w:val="14"/>
-              </w:rPr>
-              <w:t>-7.79</w:t>
-            </w:r>
-          </w:p>
-        </w:tc>
-        <w:tc>
-          <w:tcPr>
-            <w:tcW w:type="dxa" w:w="1419"/>
+            <w:tcW w:type="dxa" w:w="1242"/>
+          </w:tcPr>
+          <w:p>
+            <w:r>
+              <w:rPr>
+                <w:sz w:val="14"/>
+              </w:rPr>
+              <w:t>-7.98</w:t>
+            </w:r>
+          </w:p>
+        </w:tc>
+        <w:tc>
+          <w:tcPr>
+            <w:tcW w:type="dxa" w:w="1242"/>
           </w:tcPr>
           <w:p>
             <w:r>
@@ -1679,7 +1891,7 @@
         </w:tc>
         <w:tc>
           <w:tcPr>
-            <w:tcW w:type="dxa" w:w="1419"/>
+            <w:tcW w:type="dxa" w:w="1242"/>
           </w:tcPr>
           <w:p>
             <w:r>
@@ -1692,14 +1904,27 @@
         </w:tc>
         <w:tc>
           <w:tcPr>
-            <w:tcW w:type="dxa" w:w="1419"/>
-          </w:tcPr>
-          <w:p>
-            <w:r>
-              <w:rPr>
-                <w:sz w:val="14"/>
-              </w:rPr>
-              <w:t>-4.83</w:t>
+            <w:tcW w:type="dxa" w:w="1242"/>
+          </w:tcPr>
+          <w:p>
+            <w:r>
+              <w:rPr>
+                <w:sz w:val="14"/>
+              </w:rPr>
+              <w:t>-7.80</w:t>
+            </w:r>
+          </w:p>
+        </w:tc>
+        <w:tc>
+          <w:tcPr>
+            <w:tcW w:type="dxa" w:w="1242"/>
+          </w:tcPr>
+          <w:p>
+            <w:r>
+              <w:rPr>
+                <w:sz w:val="14"/>
+              </w:rPr>
+              <w:t>physisorption</w:t>
             </w:r>
           </w:p>
         </w:tc>
@@ -1707,7 +1932,7 @@
       <w:tr>
         <w:tc>
           <w:tcPr>
-            <w:tcW w:type="dxa" w:w="1419"/>
+            <w:tcW w:type="dxa" w:w="1242"/>
           </w:tcPr>
           <w:p>
             <w:r>
@@ -1720,7 +1945,7 @@
         </w:tc>
         <w:tc>
           <w:tcPr>
-            <w:tcW w:type="dxa" w:w="1419"/>
+            <w:tcW w:type="dxa" w:w="1242"/>
           </w:tcPr>
           <w:p>
             <w:r>
@@ -1733,7 +1958,7 @@
         </w:tc>
         <w:tc>
           <w:tcPr>
-            <w:tcW w:type="dxa" w:w="1419"/>
+            <w:tcW w:type="dxa" w:w="1242"/>
           </w:tcPr>
           <w:p>
             <w:r>
@@ -1746,20 +1971,20 @@
         </w:tc>
         <w:tc>
           <w:tcPr>
-            <w:tcW w:type="dxa" w:w="1419"/>
-          </w:tcPr>
-          <w:p>
-            <w:r>
-              <w:rPr>
-                <w:sz w:val="14"/>
-              </w:rPr>
-              <w:t>-7.56</w:t>
-            </w:r>
-          </w:p>
-        </w:tc>
-        <w:tc>
-          <w:tcPr>
-            <w:tcW w:type="dxa" w:w="1419"/>
+            <w:tcW w:type="dxa" w:w="1242"/>
+          </w:tcPr>
+          <w:p>
+            <w:r>
+              <w:rPr>
+                <w:sz w:val="14"/>
+              </w:rPr>
+              <w:t>-7.91</w:t>
+            </w:r>
+          </w:p>
+        </w:tc>
+        <w:tc>
+          <w:tcPr>
+            <w:tcW w:type="dxa" w:w="1242"/>
           </w:tcPr>
           <w:p>
             <w:r>
@@ -1772,7 +1997,7 @@
         </w:tc>
         <w:tc>
           <w:tcPr>
-            <w:tcW w:type="dxa" w:w="1419"/>
+            <w:tcW w:type="dxa" w:w="1242"/>
           </w:tcPr>
           <w:p>
             <w:r>
@@ -1785,14 +2010,27 @@
         </w:tc>
         <w:tc>
           <w:tcPr>
-            <w:tcW w:type="dxa" w:w="1419"/>
-          </w:tcPr>
-          <w:p>
-            <w:r>
-              <w:rPr>
-                <w:sz w:val="14"/>
-              </w:rPr>
-              <w:t>-1.79</w:t>
+            <w:tcW w:type="dxa" w:w="1242"/>
+          </w:tcPr>
+          <w:p>
+            <w:r>
+              <w:rPr>
+                <w:sz w:val="14"/>
+              </w:rPr>
+              <w:t>-185.91</w:t>
+            </w:r>
+          </w:p>
+        </w:tc>
+        <w:tc>
+          <w:tcPr>
+            <w:tcW w:type="dxa" w:w="1242"/>
+          </w:tcPr>
+          <w:p>
+            <w:r>
+              <w:rPr>
+                <w:sz w:val="14"/>
+              </w:rPr>
+              <w:t>chemisorption</w:t>
             </w:r>
           </w:p>
         </w:tc>
@@ -1800,7 +2038,7 @@
       <w:tr>
         <w:tc>
           <w:tcPr>
-            <w:tcW w:type="dxa" w:w="1419"/>
+            <w:tcW w:type="dxa" w:w="1242"/>
           </w:tcPr>
           <w:p>
             <w:r>
@@ -1813,7 +2051,7 @@
         </w:tc>
         <w:tc>
           <w:tcPr>
-            <w:tcW w:type="dxa" w:w="1419"/>
+            <w:tcW w:type="dxa" w:w="1242"/>
           </w:tcPr>
           <w:p>
             <w:r>
@@ -1826,7 +2064,7 @@
         </w:tc>
         <w:tc>
           <w:tcPr>
-            <w:tcW w:type="dxa" w:w="1419"/>
+            <w:tcW w:type="dxa" w:w="1242"/>
           </w:tcPr>
           <w:p>
             <w:r>
@@ -1839,20 +2077,20 @@
         </w:tc>
         <w:tc>
           <w:tcPr>
-            <w:tcW w:type="dxa" w:w="1419"/>
-          </w:tcPr>
-          <w:p>
-            <w:r>
-              <w:rPr>
-                <w:sz w:val="14"/>
-              </w:rPr>
-              <w:t>-8.40</w:t>
-            </w:r>
-          </w:p>
-        </w:tc>
-        <w:tc>
-          <w:tcPr>
-            <w:tcW w:type="dxa" w:w="1419"/>
+            <w:tcW w:type="dxa" w:w="1242"/>
+          </w:tcPr>
+          <w:p>
+            <w:r>
+              <w:rPr>
+                <w:sz w:val="14"/>
+              </w:rPr>
+              <w:t>-7.99</w:t>
+            </w:r>
+          </w:p>
+        </w:tc>
+        <w:tc>
+          <w:tcPr>
+            <w:tcW w:type="dxa" w:w="1242"/>
           </w:tcPr>
           <w:p>
             <w:r>
@@ -1865,7 +2103,7 @@
         </w:tc>
         <w:tc>
           <w:tcPr>
-            <w:tcW w:type="dxa" w:w="1419"/>
+            <w:tcW w:type="dxa" w:w="1242"/>
           </w:tcPr>
           <w:p>
             <w:r>
@@ -1878,14 +2116,27 @@
         </w:tc>
         <w:tc>
           <w:tcPr>
-            <w:tcW w:type="dxa" w:w="1419"/>
-          </w:tcPr>
-          <w:p>
-            <w:r>
-              <w:rPr>
-                <w:sz w:val="14"/>
-              </w:rPr>
-              <w:t>-2.15</w:t>
+            <w:tcW w:type="dxa" w:w="1242"/>
+          </w:tcPr>
+          <w:p>
+            <w:r>
+              <w:rPr>
+                <w:sz w:val="14"/>
+              </w:rPr>
+              <w:t>-21.10</w:t>
+            </w:r>
+          </w:p>
+        </w:tc>
+        <w:tc>
+          <w:tcPr>
+            <w:tcW w:type="dxa" w:w="1242"/>
+          </w:tcPr>
+          <w:p>
+            <w:r>
+              <w:rPr>
+                <w:sz w:val="14"/>
+              </w:rPr>
+              <w:t>physisorption</w:t>
             </w:r>
           </w:p>
         </w:tc>
@@ -1893,7 +2144,7 @@
       <w:tr>
         <w:tc>
           <w:tcPr>
-            <w:tcW w:type="dxa" w:w="1419"/>
+            <w:tcW w:type="dxa" w:w="1242"/>
           </w:tcPr>
           <w:p>
             <w:r>
@@ -1906,7 +2157,7 @@
         </w:tc>
         <w:tc>
           <w:tcPr>
-            <w:tcW w:type="dxa" w:w="1419"/>
+            <w:tcW w:type="dxa" w:w="1242"/>
           </w:tcPr>
           <w:p>
             <w:r>
@@ -1919,7 +2170,7 @@
         </w:tc>
         <w:tc>
           <w:tcPr>
-            <w:tcW w:type="dxa" w:w="1419"/>
+            <w:tcW w:type="dxa" w:w="1242"/>
           </w:tcPr>
           <w:p>
             <w:r>
@@ -1932,20 +2183,20 @@
         </w:tc>
         <w:tc>
           <w:tcPr>
-            <w:tcW w:type="dxa" w:w="1419"/>
-          </w:tcPr>
-          <w:p>
-            <w:r>
-              <w:rPr>
-                <w:sz w:val="14"/>
-              </w:rPr>
-              <w:t>-7.84</w:t>
-            </w:r>
-          </w:p>
-        </w:tc>
-        <w:tc>
-          <w:tcPr>
-            <w:tcW w:type="dxa" w:w="1419"/>
+            <w:tcW w:type="dxa" w:w="1242"/>
+          </w:tcPr>
+          <w:p>
+            <w:r>
+              <w:rPr>
+                <w:sz w:val="14"/>
+              </w:rPr>
+              <w:t>-7.81</w:t>
+            </w:r>
+          </w:p>
+        </w:tc>
+        <w:tc>
+          <w:tcPr>
+            <w:tcW w:type="dxa" w:w="1242"/>
           </w:tcPr>
           <w:p>
             <w:r>
@@ -1958,7 +2209,7 @@
         </w:tc>
         <w:tc>
           <w:tcPr>
-            <w:tcW w:type="dxa" w:w="1419"/>
+            <w:tcW w:type="dxa" w:w="1242"/>
           </w:tcPr>
           <w:p>
             <w:r>
@@ -1971,14 +2222,27 @@
         </w:tc>
         <w:tc>
           <w:tcPr>
-            <w:tcW w:type="dxa" w:w="1419"/>
-          </w:tcPr>
-          <w:p>
-            <w:r>
-              <w:rPr>
-                <w:sz w:val="14"/>
-              </w:rPr>
-              <w:t>-2.51</w:t>
+            <w:tcW w:type="dxa" w:w="1242"/>
+          </w:tcPr>
+          <w:p>
+            <w:r>
+              <w:rPr>
+                <w:sz w:val="14"/>
+              </w:rPr>
+              <w:t>-51.15</w:t>
+            </w:r>
+          </w:p>
+        </w:tc>
+        <w:tc>
+          <w:tcPr>
+            <w:tcW w:type="dxa" w:w="1242"/>
+          </w:tcPr>
+          <w:p>
+            <w:r>
+              <w:rPr>
+                <w:sz w:val="14"/>
+              </w:rPr>
+              <w:t>chemisorption</w:t>
             </w:r>
           </w:p>
         </w:tc>
@@ -1986,7 +2250,7 @@
       <w:tr>
         <w:tc>
           <w:tcPr>
-            <w:tcW w:type="dxa" w:w="1419"/>
+            <w:tcW w:type="dxa" w:w="1242"/>
           </w:tcPr>
           <w:p>
             <w:r>
@@ -1999,7 +2263,7 @@
         </w:tc>
         <w:tc>
           <w:tcPr>
-            <w:tcW w:type="dxa" w:w="1419"/>
+            <w:tcW w:type="dxa" w:w="1242"/>
           </w:tcPr>
           <w:p>
             <w:r>
@@ -2012,7 +2276,7 @@
         </w:tc>
         <w:tc>
           <w:tcPr>
-            <w:tcW w:type="dxa" w:w="1419"/>
+            <w:tcW w:type="dxa" w:w="1242"/>
           </w:tcPr>
           <w:p>
             <w:r>
@@ -2025,20 +2289,20 @@
         </w:tc>
         <w:tc>
           <w:tcPr>
-            <w:tcW w:type="dxa" w:w="1419"/>
-          </w:tcPr>
-          <w:p>
-            <w:r>
-              <w:rPr>
-                <w:sz w:val="14"/>
-              </w:rPr>
-              <w:t>-8.01</w:t>
-            </w:r>
-          </w:p>
-        </w:tc>
-        <w:tc>
-          <w:tcPr>
-            <w:tcW w:type="dxa" w:w="1419"/>
+            <w:tcW w:type="dxa" w:w="1242"/>
+          </w:tcPr>
+          <w:p>
+            <w:r>
+              <w:rPr>
+                <w:sz w:val="14"/>
+              </w:rPr>
+              <w:t>-7.08</w:t>
+            </w:r>
+          </w:p>
+        </w:tc>
+        <w:tc>
+          <w:tcPr>
+            <w:tcW w:type="dxa" w:w="1242"/>
           </w:tcPr>
           <w:p>
             <w:r>
@@ -2051,7 +2315,7 @@
         </w:tc>
         <w:tc>
           <w:tcPr>
-            <w:tcW w:type="dxa" w:w="1419"/>
+            <w:tcW w:type="dxa" w:w="1242"/>
           </w:tcPr>
           <w:p>
             <w:r>
@@ -2064,14 +2328,27 @@
         </w:tc>
         <w:tc>
           <w:tcPr>
-            <w:tcW w:type="dxa" w:w="1419"/>
-          </w:tcPr>
-          <w:p>
-            <w:r>
-              <w:rPr>
-                <w:sz w:val="14"/>
-              </w:rPr>
-              <w:t>-0.97</w:t>
+            <w:tcW w:type="dxa" w:w="1242"/>
+          </w:tcPr>
+          <w:p>
+            <w:r>
+              <w:rPr>
+                <w:sz w:val="14"/>
+              </w:rPr>
+              <w:t>-24.87</w:t>
+            </w:r>
+          </w:p>
+        </w:tc>
+        <w:tc>
+          <w:tcPr>
+            <w:tcW w:type="dxa" w:w="1242"/>
+          </w:tcPr>
+          <w:p>
+            <w:r>
+              <w:rPr>
+                <w:sz w:val="14"/>
+              </w:rPr>
+              <w:t>physisorption</w:t>
             </w:r>
           </w:p>
         </w:tc>
@@ -2079,7 +2356,7 @@
       <w:tr>
         <w:tc>
           <w:tcPr>
-            <w:tcW w:type="dxa" w:w="1419"/>
+            <w:tcW w:type="dxa" w:w="1242"/>
           </w:tcPr>
           <w:p>
             <w:r>
@@ -2092,7 +2369,7 @@
         </w:tc>
         <w:tc>
           <w:tcPr>
-            <w:tcW w:type="dxa" w:w="1419"/>
+            <w:tcW w:type="dxa" w:w="1242"/>
           </w:tcPr>
           <w:p>
             <w:r>
@@ -2105,7 +2382,7 @@
         </w:tc>
         <w:tc>
           <w:tcPr>
-            <w:tcW w:type="dxa" w:w="1419"/>
+            <w:tcW w:type="dxa" w:w="1242"/>
           </w:tcPr>
           <w:p>
             <w:r>
@@ -2118,20 +2395,20 @@
         </w:tc>
         <w:tc>
           <w:tcPr>
-            <w:tcW w:type="dxa" w:w="1419"/>
-          </w:tcPr>
-          <w:p>
-            <w:r>
-              <w:rPr>
-                <w:sz w:val="14"/>
-              </w:rPr>
-              <w:t>-9.06</w:t>
-            </w:r>
-          </w:p>
-        </w:tc>
-        <w:tc>
-          <w:tcPr>
-            <w:tcW w:type="dxa" w:w="1419"/>
+            <w:tcW w:type="dxa" w:w="1242"/>
+          </w:tcPr>
+          <w:p>
+            <w:r>
+              <w:rPr>
+                <w:sz w:val="14"/>
+              </w:rPr>
+              <w:t>-8.44</w:t>
+            </w:r>
+          </w:p>
+        </w:tc>
+        <w:tc>
+          <w:tcPr>
+            <w:tcW w:type="dxa" w:w="1242"/>
           </w:tcPr>
           <w:p>
             <w:r>
@@ -2144,7 +2421,7 @@
         </w:tc>
         <w:tc>
           <w:tcPr>
-            <w:tcW w:type="dxa" w:w="1419"/>
+            <w:tcW w:type="dxa" w:w="1242"/>
           </w:tcPr>
           <w:p>
             <w:r>
@@ -2157,14 +2434,27 @@
         </w:tc>
         <w:tc>
           <w:tcPr>
-            <w:tcW w:type="dxa" w:w="1419"/>
-          </w:tcPr>
-          <w:p>
-            <w:r>
-              <w:rPr>
-                <w:sz w:val="14"/>
-              </w:rPr>
-              <w:t>-1.41</w:t>
+            <w:tcW w:type="dxa" w:w="1242"/>
+          </w:tcPr>
+          <w:p>
+            <w:r>
+              <w:rPr>
+                <w:sz w:val="14"/>
+              </w:rPr>
+              <w:t>-28.82</w:t>
+            </w:r>
+          </w:p>
+        </w:tc>
+        <w:tc>
+          <w:tcPr>
+            <w:tcW w:type="dxa" w:w="1242"/>
+          </w:tcPr>
+          <w:p>
+            <w:r>
+              <w:rPr>
+                <w:sz w:val="14"/>
+              </w:rPr>
+              <w:t>physisorption</w:t>
             </w:r>
           </w:p>
         </w:tc>
@@ -2172,7 +2462,7 @@
       <w:tr>
         <w:tc>
           <w:tcPr>
-            <w:tcW w:type="dxa" w:w="1419"/>
+            <w:tcW w:type="dxa" w:w="1242"/>
           </w:tcPr>
           <w:p>
             <w:r>
@@ -2185,7 +2475,7 @@
         </w:tc>
         <w:tc>
           <w:tcPr>
-            <w:tcW w:type="dxa" w:w="1419"/>
+            <w:tcW w:type="dxa" w:w="1242"/>
           </w:tcPr>
           <w:p>
             <w:r>
@@ -2198,7 +2488,7 @@
         </w:tc>
         <w:tc>
           <w:tcPr>
-            <w:tcW w:type="dxa" w:w="1419"/>
+            <w:tcW w:type="dxa" w:w="1242"/>
           </w:tcPr>
           <w:p>
             <w:r>
@@ -2211,20 +2501,20 @@
         </w:tc>
         <w:tc>
           <w:tcPr>
-            <w:tcW w:type="dxa" w:w="1419"/>
-          </w:tcPr>
-          <w:p>
-            <w:r>
-              <w:rPr>
-                <w:sz w:val="14"/>
-              </w:rPr>
-              <w:t>-8.17</w:t>
-            </w:r>
-          </w:p>
-        </w:tc>
-        <w:tc>
-          <w:tcPr>
-            <w:tcW w:type="dxa" w:w="1419"/>
+            <w:tcW w:type="dxa" w:w="1242"/>
+          </w:tcPr>
+          <w:p>
+            <w:r>
+              <w:rPr>
+                <w:sz w:val="14"/>
+              </w:rPr>
+              <w:t>-7.87</w:t>
+            </w:r>
+          </w:p>
+        </w:tc>
+        <w:tc>
+          <w:tcPr>
+            <w:tcW w:type="dxa" w:w="1242"/>
           </w:tcPr>
           <w:p>
             <w:r>
@@ -2237,7 +2527,7 @@
         </w:tc>
         <w:tc>
           <w:tcPr>
-            <w:tcW w:type="dxa" w:w="1419"/>
+            <w:tcW w:type="dxa" w:w="1242"/>
           </w:tcPr>
           <w:p>
             <w:r>
@@ -2250,14 +2540,27 @@
         </w:tc>
         <w:tc>
           <w:tcPr>
-            <w:tcW w:type="dxa" w:w="1419"/>
-          </w:tcPr>
-          <w:p>
-            <w:r>
-              <w:rPr>
-                <w:sz w:val="14"/>
-              </w:rPr>
-              <w:t>-1.33</w:t>
+            <w:tcW w:type="dxa" w:w="1242"/>
+          </w:tcPr>
+          <w:p>
+            <w:r>
+              <w:rPr>
+                <w:sz w:val="14"/>
+              </w:rPr>
+              <w:t>-30.66</w:t>
+            </w:r>
+          </w:p>
+        </w:tc>
+        <w:tc>
+          <w:tcPr>
+            <w:tcW w:type="dxa" w:w="1242"/>
+          </w:tcPr>
+          <w:p>
+            <w:r>
+              <w:rPr>
+                <w:sz w:val="14"/>
+              </w:rPr>
+              <w:t>physisorption</w:t>
             </w:r>
           </w:p>
         </w:tc>
@@ -2265,7 +2568,7 @@
       <w:tr>
         <w:tc>
           <w:tcPr>
-            <w:tcW w:type="dxa" w:w="1419"/>
+            <w:tcW w:type="dxa" w:w="1242"/>
           </w:tcPr>
           <w:p>
             <w:r>
@@ -2278,7 +2581,7 @@
         </w:tc>
         <w:tc>
           <w:tcPr>
-            <w:tcW w:type="dxa" w:w="1419"/>
+            <w:tcW w:type="dxa" w:w="1242"/>
           </w:tcPr>
           <w:p>
             <w:r>
@@ -2291,7 +2594,7 @@
         </w:tc>
         <w:tc>
           <w:tcPr>
-            <w:tcW w:type="dxa" w:w="1419"/>
+            <w:tcW w:type="dxa" w:w="1242"/>
           </w:tcPr>
           <w:p>
             <w:r>
@@ -2304,20 +2607,20 @@
         </w:tc>
         <w:tc>
           <w:tcPr>
-            <w:tcW w:type="dxa" w:w="1419"/>
-          </w:tcPr>
-          <w:p>
-            <w:r>
-              <w:rPr>
-                <w:sz w:val="14"/>
-              </w:rPr>
-              <w:t>-7.71</w:t>
-            </w:r>
-          </w:p>
-        </w:tc>
-        <w:tc>
-          <w:tcPr>
-            <w:tcW w:type="dxa" w:w="1419"/>
+            <w:tcW w:type="dxa" w:w="1242"/>
+          </w:tcPr>
+          <w:p>
+            <w:r>
+              <w:rPr>
+                <w:sz w:val="14"/>
+              </w:rPr>
+              <w:t>-7.95</w:t>
+            </w:r>
+          </w:p>
+        </w:tc>
+        <w:tc>
+          <w:tcPr>
+            <w:tcW w:type="dxa" w:w="1242"/>
           </w:tcPr>
           <w:p>
             <w:r>
@@ -2330,7 +2633,7 @@
         </w:tc>
         <w:tc>
           <w:tcPr>
-            <w:tcW w:type="dxa" w:w="1419"/>
+            <w:tcW w:type="dxa" w:w="1242"/>
           </w:tcPr>
           <w:p>
             <w:r>
@@ -2343,14 +2646,27 @@
         </w:tc>
         <w:tc>
           <w:tcPr>
-            <w:tcW w:type="dxa" w:w="1419"/>
-          </w:tcPr>
-          <w:p>
-            <w:r>
-              <w:rPr>
-                <w:sz w:val="14"/>
-              </w:rPr>
-              <w:t>-0.77</w:t>
+            <w:tcW w:type="dxa" w:w="1242"/>
+          </w:tcPr>
+          <w:p>
+            <w:r>
+              <w:rPr>
+                <w:sz w:val="14"/>
+              </w:rPr>
+              <w:t>-6.31</w:t>
+            </w:r>
+          </w:p>
+        </w:tc>
+        <w:tc>
+          <w:tcPr>
+            <w:tcW w:type="dxa" w:w="1242"/>
+          </w:tcPr>
+          <w:p>
+            <w:r>
+              <w:rPr>
+                <w:sz w:val="14"/>
+              </w:rPr>
+              <w:t>physisorption</w:t>
             </w:r>
           </w:p>
         </w:tc>
@@ -2358,7 +2674,7 @@
       <w:tr>
         <w:tc>
           <w:tcPr>
-            <w:tcW w:type="dxa" w:w="1419"/>
+            <w:tcW w:type="dxa" w:w="1242"/>
           </w:tcPr>
           <w:p>
             <w:r>
@@ -2371,7 +2687,7 @@
         </w:tc>
         <w:tc>
           <w:tcPr>
-            <w:tcW w:type="dxa" w:w="1419"/>
+            <w:tcW w:type="dxa" w:w="1242"/>
           </w:tcPr>
           <w:p>
             <w:r>
@@ -2384,7 +2700,7 @@
         </w:tc>
         <w:tc>
           <w:tcPr>
-            <w:tcW w:type="dxa" w:w="1419"/>
+            <w:tcW w:type="dxa" w:w="1242"/>
           </w:tcPr>
           <w:p>
             <w:r>
@@ -2397,20 +2713,20 @@
         </w:tc>
         <w:tc>
           <w:tcPr>
-            <w:tcW w:type="dxa" w:w="1419"/>
-          </w:tcPr>
-          <w:p>
-            <w:r>
-              <w:rPr>
-                <w:sz w:val="14"/>
-              </w:rPr>
-              <w:t>nan</w:t>
-            </w:r>
-          </w:p>
-        </w:tc>
-        <w:tc>
-          <w:tcPr>
-            <w:tcW w:type="dxa" w:w="1419"/>
+            <w:tcW w:type="dxa" w:w="1242"/>
+          </w:tcPr>
+          <w:p>
+            <w:r>
+              <w:rPr>
+                <w:sz w:val="14"/>
+              </w:rPr>
+              <w:t>-7.09</w:t>
+            </w:r>
+          </w:p>
+        </w:tc>
+        <w:tc>
+          <w:tcPr>
+            <w:tcW w:type="dxa" w:w="1242"/>
           </w:tcPr>
           <w:p>
             <w:r>
@@ -2423,7 +2739,7 @@
         </w:tc>
         <w:tc>
           <w:tcPr>
-            <w:tcW w:type="dxa" w:w="1419"/>
+            <w:tcW w:type="dxa" w:w="1242"/>
           </w:tcPr>
           <w:p>
             <w:r>
@@ -2436,14 +2752,27 @@
         </w:tc>
         <w:tc>
           <w:tcPr>
-            <w:tcW w:type="dxa" w:w="1419"/>
-          </w:tcPr>
-          <w:p>
-            <w:r>
-              <w:rPr>
-                <w:sz w:val="14"/>
-              </w:rPr>
-              <w:t>-3.69</w:t>
+            <w:tcW w:type="dxa" w:w="1242"/>
+          </w:tcPr>
+          <w:p>
+            <w:r>
+              <w:rPr>
+                <w:sz w:val="14"/>
+              </w:rPr>
+              <w:t>-22.37</w:t>
+            </w:r>
+          </w:p>
+        </w:tc>
+        <w:tc>
+          <w:tcPr>
+            <w:tcW w:type="dxa" w:w="1242"/>
+          </w:tcPr>
+          <w:p>
+            <w:r>
+              <w:rPr>
+                <w:sz w:val="14"/>
+              </w:rPr>
+              <w:t>physisorption</w:t>
             </w:r>
           </w:p>
         </w:tc>
@@ -2451,7 +2780,7 @@
       <w:tr>
         <w:tc>
           <w:tcPr>
-            <w:tcW w:type="dxa" w:w="1419"/>
+            <w:tcW w:type="dxa" w:w="1242"/>
           </w:tcPr>
           <w:p>
             <w:r>
@@ -2464,7 +2793,7 @@
         </w:tc>
         <w:tc>
           <w:tcPr>
-            <w:tcW w:type="dxa" w:w="1419"/>
+            <w:tcW w:type="dxa" w:w="1242"/>
           </w:tcPr>
           <w:p>
             <w:r>
@@ -2477,7 +2806,7 @@
         </w:tc>
         <w:tc>
           <w:tcPr>
-            <w:tcW w:type="dxa" w:w="1419"/>
+            <w:tcW w:type="dxa" w:w="1242"/>
           </w:tcPr>
           <w:p>
             <w:r>
@@ -2490,20 +2819,20 @@
         </w:tc>
         <w:tc>
           <w:tcPr>
-            <w:tcW w:type="dxa" w:w="1419"/>
-          </w:tcPr>
-          <w:p>
-            <w:r>
-              <w:rPr>
-                <w:sz w:val="14"/>
-              </w:rPr>
-              <w:t>nan</w:t>
-            </w:r>
-          </w:p>
-        </w:tc>
-        <w:tc>
-          <w:tcPr>
-            <w:tcW w:type="dxa" w:w="1419"/>
+            <w:tcW w:type="dxa" w:w="1242"/>
+          </w:tcPr>
+          <w:p>
+            <w:r>
+              <w:rPr>
+                <w:sz w:val="14"/>
+              </w:rPr>
+              <w:t>-7.22</w:t>
+            </w:r>
+          </w:p>
+        </w:tc>
+        <w:tc>
+          <w:tcPr>
+            <w:tcW w:type="dxa" w:w="1242"/>
           </w:tcPr>
           <w:p>
             <w:r>
@@ -2516,7 +2845,7 @@
         </w:tc>
         <w:tc>
           <w:tcPr>
-            <w:tcW w:type="dxa" w:w="1419"/>
+            <w:tcW w:type="dxa" w:w="1242"/>
           </w:tcPr>
           <w:p>
             <w:r>
@@ -2529,14 +2858,27 @@
         </w:tc>
         <w:tc>
           <w:tcPr>
-            <w:tcW w:type="dxa" w:w="1419"/>
-          </w:tcPr>
-          <w:p>
-            <w:r>
-              <w:rPr>
-                <w:sz w:val="14"/>
-              </w:rPr>
-              <w:t>-2.69</w:t>
+            <w:tcW w:type="dxa" w:w="1242"/>
+          </w:tcPr>
+          <w:p>
+            <w:r>
+              <w:rPr>
+                <w:sz w:val="14"/>
+              </w:rPr>
+              <w:t>-26.44</w:t>
+            </w:r>
+          </w:p>
+        </w:tc>
+        <w:tc>
+          <w:tcPr>
+            <w:tcW w:type="dxa" w:w="1242"/>
+          </w:tcPr>
+          <w:p>
+            <w:r>
+              <w:rPr>
+                <w:sz w:val="14"/>
+              </w:rPr>
+              <w:t>physisorption</w:t>
             </w:r>
           </w:p>
         </w:tc>
@@ -2544,7 +2886,7 @@
       <w:tr>
         <w:tc>
           <w:tcPr>
-            <w:tcW w:type="dxa" w:w="1419"/>
+            <w:tcW w:type="dxa" w:w="1242"/>
           </w:tcPr>
           <w:p>
             <w:r>
@@ -2557,7 +2899,7 @@
         </w:tc>
         <w:tc>
           <w:tcPr>
-            <w:tcW w:type="dxa" w:w="1419"/>
+            <w:tcW w:type="dxa" w:w="1242"/>
           </w:tcPr>
           <w:p>
             <w:r>
@@ -2570,7 +2912,7 @@
         </w:tc>
         <w:tc>
           <w:tcPr>
-            <w:tcW w:type="dxa" w:w="1419"/>
+            <w:tcW w:type="dxa" w:w="1242"/>
           </w:tcPr>
           <w:p>
             <w:r>
@@ -2583,20 +2925,20 @@
         </w:tc>
         <w:tc>
           <w:tcPr>
-            <w:tcW w:type="dxa" w:w="1419"/>
-          </w:tcPr>
-          <w:p>
-            <w:r>
-              <w:rPr>
-                <w:sz w:val="14"/>
-              </w:rPr>
-              <w:t>nan</w:t>
-            </w:r>
-          </w:p>
-        </w:tc>
-        <w:tc>
-          <w:tcPr>
-            <w:tcW w:type="dxa" w:w="1419"/>
+            <w:tcW w:type="dxa" w:w="1242"/>
+          </w:tcPr>
+          <w:p>
+            <w:r>
+              <w:rPr>
+                <w:sz w:val="14"/>
+              </w:rPr>
+              <w:t>-8.55</w:t>
+            </w:r>
+          </w:p>
+        </w:tc>
+        <w:tc>
+          <w:tcPr>
+            <w:tcW w:type="dxa" w:w="1242"/>
           </w:tcPr>
           <w:p>
             <w:r>
@@ -2609,7 +2951,7 @@
         </w:tc>
         <w:tc>
           <w:tcPr>
-            <w:tcW w:type="dxa" w:w="1419"/>
+            <w:tcW w:type="dxa" w:w="1242"/>
           </w:tcPr>
           <w:p>
             <w:r>
@@ -2622,14 +2964,27 @@
         </w:tc>
         <w:tc>
           <w:tcPr>
-            <w:tcW w:type="dxa" w:w="1419"/>
-          </w:tcPr>
-          <w:p>
-            <w:r>
-              <w:rPr>
-                <w:sz w:val="14"/>
-              </w:rPr>
-              <w:t>-1.02</w:t>
+            <w:tcW w:type="dxa" w:w="1242"/>
+          </w:tcPr>
+          <w:p>
+            <w:r>
+              <w:rPr>
+                <w:sz w:val="14"/>
+              </w:rPr>
+              <w:t>-21.76</w:t>
+            </w:r>
+          </w:p>
+        </w:tc>
+        <w:tc>
+          <w:tcPr>
+            <w:tcW w:type="dxa" w:w="1242"/>
+          </w:tcPr>
+          <w:p>
+            <w:r>
+              <w:rPr>
+                <w:sz w:val="14"/>
+              </w:rPr>
+              <w:t>physisorption</w:t>
             </w:r>
           </w:p>
         </w:tc>
@@ -2637,7 +2992,7 @@
       <w:tr>
         <w:tc>
           <w:tcPr>
-            <w:tcW w:type="dxa" w:w="1419"/>
+            <w:tcW w:type="dxa" w:w="1242"/>
           </w:tcPr>
           <w:p>
             <w:r>
@@ -2650,7 +3005,7 @@
         </w:tc>
         <w:tc>
           <w:tcPr>
-            <w:tcW w:type="dxa" w:w="1419"/>
+            <w:tcW w:type="dxa" w:w="1242"/>
           </w:tcPr>
           <w:p>
             <w:r>
@@ -2663,7 +3018,7 @@
         </w:tc>
         <w:tc>
           <w:tcPr>
-            <w:tcW w:type="dxa" w:w="1419"/>
+            <w:tcW w:type="dxa" w:w="1242"/>
           </w:tcPr>
           <w:p>
             <w:r>
@@ -2676,20 +3031,20 @@
         </w:tc>
         <w:tc>
           <w:tcPr>
-            <w:tcW w:type="dxa" w:w="1419"/>
-          </w:tcPr>
-          <w:p>
-            <w:r>
-              <w:rPr>
-                <w:sz w:val="14"/>
-              </w:rPr>
-              <w:t>nan</w:t>
-            </w:r>
-          </w:p>
-        </w:tc>
-        <w:tc>
-          <w:tcPr>
-            <w:tcW w:type="dxa" w:w="1419"/>
+            <w:tcW w:type="dxa" w:w="1242"/>
+          </w:tcPr>
+          <w:p>
+            <w:r>
+              <w:rPr>
+                <w:sz w:val="14"/>
+              </w:rPr>
+              <w:t>-7.98</w:t>
+            </w:r>
+          </w:p>
+        </w:tc>
+        <w:tc>
+          <w:tcPr>
+            <w:tcW w:type="dxa" w:w="1242"/>
           </w:tcPr>
           <w:p>
             <w:r>
@@ -2702,7 +3057,7 @@
         </w:tc>
         <w:tc>
           <w:tcPr>
-            <w:tcW w:type="dxa" w:w="1419"/>
+            <w:tcW w:type="dxa" w:w="1242"/>
           </w:tcPr>
           <w:p>
             <w:r>
@@ -2715,14 +3070,27 @@
         </w:tc>
         <w:tc>
           <w:tcPr>
-            <w:tcW w:type="dxa" w:w="1419"/>
-          </w:tcPr>
-          <w:p>
-            <w:r>
-              <w:rPr>
-                <w:sz w:val="14"/>
-              </w:rPr>
-              <w:t>-1.61</w:t>
+            <w:tcW w:type="dxa" w:w="1242"/>
+          </w:tcPr>
+          <w:p>
+            <w:r>
+              <w:rPr>
+                <w:sz w:val="14"/>
+              </w:rPr>
+              <w:t>-25.91</w:t>
+            </w:r>
+          </w:p>
+        </w:tc>
+        <w:tc>
+          <w:tcPr>
+            <w:tcW w:type="dxa" w:w="1242"/>
+          </w:tcPr>
+          <w:p>
+            <w:r>
+              <w:rPr>
+                <w:sz w:val="14"/>
+              </w:rPr>
+              <w:t>physisorption</w:t>
             </w:r>
           </w:p>
         </w:tc>
@@ -2730,7 +3098,7 @@
       <w:tr>
         <w:tc>
           <w:tcPr>
-            <w:tcW w:type="dxa" w:w="1419"/>
+            <w:tcW w:type="dxa" w:w="1242"/>
           </w:tcPr>
           <w:p>
             <w:r>
@@ -2743,7 +3111,7 @@
         </w:tc>
         <w:tc>
           <w:tcPr>
-            <w:tcW w:type="dxa" w:w="1419"/>
+            <w:tcW w:type="dxa" w:w="1242"/>
           </w:tcPr>
           <w:p>
             <w:r>
@@ -2756,7 +3124,7 @@
         </w:tc>
         <w:tc>
           <w:tcPr>
-            <w:tcW w:type="dxa" w:w="1419"/>
+            <w:tcW w:type="dxa" w:w="1242"/>
           </w:tcPr>
           <w:p>
             <w:r>
@@ -2769,20 +3137,20 @@
         </w:tc>
         <w:tc>
           <w:tcPr>
-            <w:tcW w:type="dxa" w:w="1419"/>
-          </w:tcPr>
-          <w:p>
-            <w:r>
-              <w:rPr>
-                <w:sz w:val="14"/>
-              </w:rPr>
-              <w:t>nan</w:t>
-            </w:r>
-          </w:p>
-        </w:tc>
-        <w:tc>
-          <w:tcPr>
-            <w:tcW w:type="dxa" w:w="1419"/>
+            <w:tcW w:type="dxa" w:w="1242"/>
+          </w:tcPr>
+          <w:p>
+            <w:r>
+              <w:rPr>
+                <w:sz w:val="14"/>
+              </w:rPr>
+              <w:t>-5.94</w:t>
+            </w:r>
+          </w:p>
+        </w:tc>
+        <w:tc>
+          <w:tcPr>
+            <w:tcW w:type="dxa" w:w="1242"/>
           </w:tcPr>
           <w:p>
             <w:r>
@@ -2795,7 +3163,7 @@
         </w:tc>
         <w:tc>
           <w:tcPr>
-            <w:tcW w:type="dxa" w:w="1419"/>
+            <w:tcW w:type="dxa" w:w="1242"/>
           </w:tcPr>
           <w:p>
             <w:r>
@@ -2808,14 +3176,27 @@
         </w:tc>
         <w:tc>
           <w:tcPr>
-            <w:tcW w:type="dxa" w:w="1419"/>
-          </w:tcPr>
-          <w:p>
-            <w:r>
-              <w:rPr>
-                <w:sz w:val="14"/>
-              </w:rPr>
-              <w:t>-2.93</w:t>
+            <w:tcW w:type="dxa" w:w="1242"/>
+          </w:tcPr>
+          <w:p>
+            <w:r>
+              <w:rPr>
+                <w:sz w:val="14"/>
+              </w:rPr>
+              <w:t>-15.68</w:t>
+            </w:r>
+          </w:p>
+        </w:tc>
+        <w:tc>
+          <w:tcPr>
+            <w:tcW w:type="dxa" w:w="1242"/>
+          </w:tcPr>
+          <w:p>
+            <w:r>
+              <w:rPr>
+                <w:sz w:val="14"/>
+              </w:rPr>
+              <w:t>physisorption</w:t>
             </w:r>
           </w:p>
         </w:tc>
@@ -2823,7 +3204,7 @@
       <w:tr>
         <w:tc>
           <w:tcPr>
-            <w:tcW w:type="dxa" w:w="1419"/>
+            <w:tcW w:type="dxa" w:w="1242"/>
           </w:tcPr>
           <w:p>
             <w:r>
@@ -2836,7 +3217,7 @@
         </w:tc>
         <w:tc>
           <w:tcPr>
-            <w:tcW w:type="dxa" w:w="1419"/>
+            <w:tcW w:type="dxa" w:w="1242"/>
           </w:tcPr>
           <w:p>
             <w:r>
@@ -2849,7 +3230,7 @@
         </w:tc>
         <w:tc>
           <w:tcPr>
-            <w:tcW w:type="dxa" w:w="1419"/>
+            <w:tcW w:type="dxa" w:w="1242"/>
           </w:tcPr>
           <w:p>
             <w:r>
@@ -2862,20 +3243,20 @@
         </w:tc>
         <w:tc>
           <w:tcPr>
-            <w:tcW w:type="dxa" w:w="1419"/>
-          </w:tcPr>
-          <w:p>
-            <w:r>
-              <w:rPr>
-                <w:sz w:val="14"/>
-              </w:rPr>
-              <w:t>nan</w:t>
-            </w:r>
-          </w:p>
-        </w:tc>
-        <w:tc>
-          <w:tcPr>
-            <w:tcW w:type="dxa" w:w="1419"/>
+            <w:tcW w:type="dxa" w:w="1242"/>
+          </w:tcPr>
+          <w:p>
+            <w:r>
+              <w:rPr>
+                <w:sz w:val="14"/>
+              </w:rPr>
+              <w:t>-4.48</w:t>
+            </w:r>
+          </w:p>
+        </w:tc>
+        <w:tc>
+          <w:tcPr>
+            <w:tcW w:type="dxa" w:w="1242"/>
           </w:tcPr>
           <w:p>
             <w:r>
@@ -2888,7 +3269,7 @@
         </w:tc>
         <w:tc>
           <w:tcPr>
-            <w:tcW w:type="dxa" w:w="1419"/>
+            <w:tcW w:type="dxa" w:w="1242"/>
           </w:tcPr>
           <w:p>
             <w:r>
@@ -2901,14 +3282,27 @@
         </w:tc>
         <w:tc>
           <w:tcPr>
-            <w:tcW w:type="dxa" w:w="1419"/>
-          </w:tcPr>
-          <w:p>
-            <w:r>
-              <w:rPr>
-                <w:sz w:val="14"/>
-              </w:rPr>
-              <w:t>-2.49</w:t>
+            <w:tcW w:type="dxa" w:w="1242"/>
+          </w:tcPr>
+          <w:p>
+            <w:r>
+              <w:rPr>
+                <w:sz w:val="14"/>
+              </w:rPr>
+              <w:t>-17.21</w:t>
+            </w:r>
+          </w:p>
+        </w:tc>
+        <w:tc>
+          <w:tcPr>
+            <w:tcW w:type="dxa" w:w="1242"/>
+          </w:tcPr>
+          <w:p>
+            <w:r>
+              <w:rPr>
+                <w:sz w:val="14"/>
+              </w:rPr>
+              <w:t>physisorption</w:t>
             </w:r>
           </w:p>
         </w:tc>
@@ -2916,7 +3310,7 @@
       <w:tr>
         <w:tc>
           <w:tcPr>
-            <w:tcW w:type="dxa" w:w="1419"/>
+            <w:tcW w:type="dxa" w:w="1242"/>
           </w:tcPr>
           <w:p>
             <w:r>
@@ -2929,7 +3323,7 @@
         </w:tc>
         <w:tc>
           <w:tcPr>
-            <w:tcW w:type="dxa" w:w="1419"/>
+            <w:tcW w:type="dxa" w:w="1242"/>
           </w:tcPr>
           <w:p>
             <w:r>
@@ -2942,7 +3336,7 @@
         </w:tc>
         <w:tc>
           <w:tcPr>
-            <w:tcW w:type="dxa" w:w="1419"/>
+            <w:tcW w:type="dxa" w:w="1242"/>
           </w:tcPr>
           <w:p>
             <w:r>
@@ -2955,20 +3349,20 @@
         </w:tc>
         <w:tc>
           <w:tcPr>
-            <w:tcW w:type="dxa" w:w="1419"/>
-          </w:tcPr>
-          <w:p>
-            <w:r>
-              <w:rPr>
-                <w:sz w:val="14"/>
-              </w:rPr>
-              <w:t>-6.34</w:t>
-            </w:r>
-          </w:p>
-        </w:tc>
-        <w:tc>
-          <w:tcPr>
-            <w:tcW w:type="dxa" w:w="1419"/>
+            <w:tcW w:type="dxa" w:w="1242"/>
+          </w:tcPr>
+          <w:p>
+            <w:r>
+              <w:rPr>
+                <w:sz w:val="14"/>
+              </w:rPr>
+              <w:t>-6.31</w:t>
+            </w:r>
+          </w:p>
+        </w:tc>
+        <w:tc>
+          <w:tcPr>
+            <w:tcW w:type="dxa" w:w="1242"/>
           </w:tcPr>
           <w:p>
             <w:r>
@@ -2981,7 +3375,7 @@
         </w:tc>
         <w:tc>
           <w:tcPr>
-            <w:tcW w:type="dxa" w:w="1419"/>
+            <w:tcW w:type="dxa" w:w="1242"/>
           </w:tcPr>
           <w:p>
             <w:r>
@@ -2994,14 +3388,27 @@
         </w:tc>
         <w:tc>
           <w:tcPr>
-            <w:tcW w:type="dxa" w:w="1419"/>
-          </w:tcPr>
-          <w:p>
-            <w:r>
-              <w:rPr>
-                <w:sz w:val="14"/>
-              </w:rPr>
-              <w:t>-3.79</w:t>
+            <w:tcW w:type="dxa" w:w="1242"/>
+          </w:tcPr>
+          <w:p>
+            <w:r>
+              <w:rPr>
+                <w:sz w:val="14"/>
+              </w:rPr>
+              <w:t>-23.15</w:t>
+            </w:r>
+          </w:p>
+        </w:tc>
+        <w:tc>
+          <w:tcPr>
+            <w:tcW w:type="dxa" w:w="1242"/>
+          </w:tcPr>
+          <w:p>
+            <w:r>
+              <w:rPr>
+                <w:sz w:val="14"/>
+              </w:rPr>
+              <w:t>physisorption</w:t>
             </w:r>
           </w:p>
         </w:tc>
@@ -3009,7 +3416,7 @@
       <w:tr>
         <w:tc>
           <w:tcPr>
-            <w:tcW w:type="dxa" w:w="1419"/>
+            <w:tcW w:type="dxa" w:w="1242"/>
           </w:tcPr>
           <w:p>
             <w:r>
@@ -3022,7 +3429,7 @@
         </w:tc>
         <w:tc>
           <w:tcPr>
-            <w:tcW w:type="dxa" w:w="1419"/>
+            <w:tcW w:type="dxa" w:w="1242"/>
           </w:tcPr>
           <w:p>
             <w:r>
@@ -3035,7 +3442,7 @@
         </w:tc>
         <w:tc>
           <w:tcPr>
-            <w:tcW w:type="dxa" w:w="1419"/>
+            <w:tcW w:type="dxa" w:w="1242"/>
           </w:tcPr>
           <w:p>
             <w:r>
@@ -3048,20 +3455,20 @@
         </w:tc>
         <w:tc>
           <w:tcPr>
-            <w:tcW w:type="dxa" w:w="1419"/>
-          </w:tcPr>
-          <w:p>
-            <w:r>
-              <w:rPr>
-                <w:sz w:val="14"/>
-              </w:rPr>
-              <w:t>-8.83</w:t>
-            </w:r>
-          </w:p>
-        </w:tc>
-        <w:tc>
-          <w:tcPr>
-            <w:tcW w:type="dxa" w:w="1419"/>
+            <w:tcW w:type="dxa" w:w="1242"/>
+          </w:tcPr>
+          <w:p>
+            <w:r>
+              <w:rPr>
+                <w:sz w:val="14"/>
+              </w:rPr>
+              <w:t>-7.23</w:t>
+            </w:r>
+          </w:p>
+        </w:tc>
+        <w:tc>
+          <w:tcPr>
+            <w:tcW w:type="dxa" w:w="1242"/>
           </w:tcPr>
           <w:p>
             <w:r>
@@ -3074,7 +3481,7 @@
         </w:tc>
         <w:tc>
           <w:tcPr>
-            <w:tcW w:type="dxa" w:w="1419"/>
+            <w:tcW w:type="dxa" w:w="1242"/>
           </w:tcPr>
           <w:p>
             <w:r>
@@ -3087,14 +3494,27 @@
         </w:tc>
         <w:tc>
           <w:tcPr>
-            <w:tcW w:type="dxa" w:w="1419"/>
-          </w:tcPr>
-          <w:p>
-            <w:r>
-              <w:rPr>
-                <w:sz w:val="14"/>
-              </w:rPr>
-              <w:t>-1.79</w:t>
+            <w:tcW w:type="dxa" w:w="1242"/>
+          </w:tcPr>
+          <w:p>
+            <w:r>
+              <w:rPr>
+                <w:sz w:val="14"/>
+              </w:rPr>
+              <w:t>-48.94</w:t>
+            </w:r>
+          </w:p>
+        </w:tc>
+        <w:tc>
+          <w:tcPr>
+            <w:tcW w:type="dxa" w:w="1242"/>
+          </w:tcPr>
+          <w:p>
+            <w:r>
+              <w:rPr>
+                <w:sz w:val="14"/>
+              </w:rPr>
+              <w:t>chemisorption</w:t>
             </w:r>
           </w:p>
         </w:tc>
@@ -3102,7 +3522,7 @@
       <w:tr>
         <w:tc>
           <w:tcPr>
-            <w:tcW w:type="dxa" w:w="1419"/>
+            <w:tcW w:type="dxa" w:w="1242"/>
           </w:tcPr>
           <w:p>
             <w:r>
@@ -3115,7 +3535,7 @@
         </w:tc>
         <w:tc>
           <w:tcPr>
-            <w:tcW w:type="dxa" w:w="1419"/>
+            <w:tcW w:type="dxa" w:w="1242"/>
           </w:tcPr>
           <w:p>
             <w:r>
@@ -3128,7 +3548,7 @@
         </w:tc>
         <w:tc>
           <w:tcPr>
-            <w:tcW w:type="dxa" w:w="1419"/>
+            <w:tcW w:type="dxa" w:w="1242"/>
           </w:tcPr>
           <w:p>
             <w:r>
@@ -3141,20 +3561,20 @@
         </w:tc>
         <w:tc>
           <w:tcPr>
-            <w:tcW w:type="dxa" w:w="1419"/>
-          </w:tcPr>
-          <w:p>
-            <w:r>
-              <w:rPr>
-                <w:sz w:val="14"/>
-              </w:rPr>
-              <w:t>-6.78</w:t>
-            </w:r>
-          </w:p>
-        </w:tc>
-        <w:tc>
-          <w:tcPr>
-            <w:tcW w:type="dxa" w:w="1419"/>
+            <w:tcW w:type="dxa" w:w="1242"/>
+          </w:tcPr>
+          <w:p>
+            <w:r>
+              <w:rPr>
+                <w:sz w:val="14"/>
+              </w:rPr>
+              <w:t>-6.95</w:t>
+            </w:r>
+          </w:p>
+        </w:tc>
+        <w:tc>
+          <w:tcPr>
+            <w:tcW w:type="dxa" w:w="1242"/>
           </w:tcPr>
           <w:p>
             <w:r>
@@ -3167,7 +3587,7 @@
         </w:tc>
         <w:tc>
           <w:tcPr>
-            <w:tcW w:type="dxa" w:w="1419"/>
+            <w:tcW w:type="dxa" w:w="1242"/>
           </w:tcPr>
           <w:p>
             <w:r>
@@ -3180,14 +3600,27 @@
         </w:tc>
         <w:tc>
           <w:tcPr>
-            <w:tcW w:type="dxa" w:w="1419"/>
-          </w:tcPr>
-          <w:p>
-            <w:r>
-              <w:rPr>
-                <w:sz w:val="14"/>
-              </w:rPr>
-              <w:t>-3.35</w:t>
+            <w:tcW w:type="dxa" w:w="1242"/>
+          </w:tcPr>
+          <w:p>
+            <w:r>
+              <w:rPr>
+                <w:sz w:val="14"/>
+              </w:rPr>
+              <w:t>-28.02</w:t>
+            </w:r>
+          </w:p>
+        </w:tc>
+        <w:tc>
+          <w:tcPr>
+            <w:tcW w:type="dxa" w:w="1242"/>
+          </w:tcPr>
+          <w:p>
+            <w:r>
+              <w:rPr>
+                <w:sz w:val="14"/>
+              </w:rPr>
+              <w:t>physisorption</w:t>
             </w:r>
           </w:p>
         </w:tc>
@@ -3195,7 +3628,7 @@
       <w:tr>
         <w:tc>
           <w:tcPr>
-            <w:tcW w:type="dxa" w:w="1419"/>
+            <w:tcW w:type="dxa" w:w="1242"/>
           </w:tcPr>
           <w:p>
             <w:r>
@@ -3208,7 +3641,7 @@
         </w:tc>
         <w:tc>
           <w:tcPr>
-            <w:tcW w:type="dxa" w:w="1419"/>
+            <w:tcW w:type="dxa" w:w="1242"/>
           </w:tcPr>
           <w:p>
             <w:r>
@@ -3221,7 +3654,7 @@
         </w:tc>
         <w:tc>
           <w:tcPr>
-            <w:tcW w:type="dxa" w:w="1419"/>
+            <w:tcW w:type="dxa" w:w="1242"/>
           </w:tcPr>
           <w:p>
             <w:r>
@@ -3234,20 +3667,20 @@
         </w:tc>
         <w:tc>
           <w:tcPr>
-            <w:tcW w:type="dxa" w:w="1419"/>
-          </w:tcPr>
-          <w:p>
-            <w:r>
-              <w:rPr>
-                <w:sz w:val="14"/>
-              </w:rPr>
-              <w:t>nan</w:t>
-            </w:r>
-          </w:p>
-        </w:tc>
-        <w:tc>
-          <w:tcPr>
-            <w:tcW w:type="dxa" w:w="1419"/>
+            <w:tcW w:type="dxa" w:w="1242"/>
+          </w:tcPr>
+          <w:p>
+            <w:r>
+              <w:rPr>
+                <w:sz w:val="14"/>
+              </w:rPr>
+              <w:t>-7.31</w:t>
+            </w:r>
+          </w:p>
+        </w:tc>
+        <w:tc>
+          <w:tcPr>
+            <w:tcW w:type="dxa" w:w="1242"/>
           </w:tcPr>
           <w:p>
             <w:r>
@@ -3260,7 +3693,7 @@
         </w:tc>
         <w:tc>
           <w:tcPr>
-            <w:tcW w:type="dxa" w:w="1419"/>
+            <w:tcW w:type="dxa" w:w="1242"/>
           </w:tcPr>
           <w:p>
             <w:r>
@@ -3273,14 +3706,27 @@
         </w:tc>
         <w:tc>
           <w:tcPr>
-            <w:tcW w:type="dxa" w:w="1419"/>
-          </w:tcPr>
-          <w:p>
-            <w:r>
-              <w:rPr>
-                <w:sz w:val="14"/>
-              </w:rPr>
-              <w:t>-0.08</w:t>
+            <w:tcW w:type="dxa" w:w="1242"/>
+          </w:tcPr>
+          <w:p>
+            <w:r>
+              <w:rPr>
+                <w:sz w:val="14"/>
+              </w:rPr>
+              <w:t>-6.39</w:t>
+            </w:r>
+          </w:p>
+        </w:tc>
+        <w:tc>
+          <w:tcPr>
+            <w:tcW w:type="dxa" w:w="1242"/>
+          </w:tcPr>
+          <w:p>
+            <w:r>
+              <w:rPr>
+                <w:sz w:val="14"/>
+              </w:rPr>
+              <w:t>physisorption</w:t>
             </w:r>
           </w:p>
         </w:tc>
@@ -4854,7 +5300,7 @@
               <w:rPr>
                 <w:sz w:val="14"/>
               </w:rPr>
-              <w:t>Williams hat-matrix leverage, 4 descriptors, n=33: h* = 0.455; 30/33 compounds inside the domain.</w:t>
+              <w:t>Williams hat-matrix leverage, 4 descriptors, n=25: h* = 0.600; 25/25 compounds inside the domain.</w:t>
             </w:r>
           </w:p>
         </w:tc>
